--- a/William Lee/58_SRE_Engineer/William Lee.docx
+++ b/William Lee/58_SRE_Engineer/William Lee.docx
@@ -9,916 +9,407 @@
       </w:pPr>
       <w:r>
         <w:rPr>
-          <w:rFonts w:ascii="Arimo" w:hAnsi="Arimo" w:eastAsia="Arimo"/>
+          <w:rFonts w:ascii="Liberation Sans" w:hAnsi="Liberation Sans" w:eastAsia="Liberation Sans" w:cs="Liberation Sans"/>
           <w:b/>
-          <w:color w:val="262626"/>
-          <w:sz w:val="56"/>
+          <w:color w:val="2B2B2B"/>
+          <w:sz w:val="55"/>
+          <w:spacing w:val="28"/>
         </w:rPr>
         <w:t>WILLIAM LEE</w:t>
       </w:r>
     </w:p>
     <w:p>
       <w:pPr>
-        <w:spacing w:after="60"/>
+        <w:spacing w:after="100"/>
         <w:jc w:val="center"/>
       </w:pPr>
       <w:r>
         <w:rPr>
-          <w:rFonts w:ascii="Arimo" w:hAnsi="Arimo" w:eastAsia="Arimo"/>
-          <w:color w:val="323232"/>
-          <w:sz w:val="27"/>
+          <w:rFonts w:ascii="Liberation Sans" w:hAnsi="Liberation Sans" w:eastAsia="Liberation Sans" w:cs="Liberation Sans"/>
+          <w:b w:val="0"/>
+          <w:color w:val="2B2B2B"/>
+          <w:sz w:val="26"/>
         </w:rPr>
         <w:t>Senior Site Reliability Engineer - Cloud and Kubernetes</w:t>
       </w:r>
     </w:p>
     <w:p>
       <w:pPr>
-        <w:spacing w:after="80"/>
+        <w:spacing w:after="100"/>
         <w:jc w:val="center"/>
         <w:pBdr>
-          <w:bottom w:val="single" w:sz="7" w:space="4" w:color="555555"/>
+          <w:bottom w:val="single" w:sz="7" w:space="6" w:color="676767"/>
         </w:pBdr>
       </w:pPr>
       <w:r>
         <w:rPr>
-          <w:rFonts w:ascii="Arimo" w:hAnsi="Arimo" w:eastAsia="Arimo"/>
-          <w:color w:val="414141"/>
-          <w:sz w:val="16"/>
+          <w:rFonts w:ascii="Liberation Sans" w:hAnsi="Liberation Sans" w:eastAsia="Liberation Sans" w:cs="Liberation Sans"/>
+          <w:b w:val="0"/>
+          <w:color w:val="676767"/>
+          <w:sz w:val="15"/>
         </w:rPr>
-        <w:t>+1 (786) 949-7561   |   williamlprodev@outlook.com   |   linkedin.com/in/william-lee-56a034416   |   Tennessee, United States</w:t>
+        <w:t>+1 (786) 949-7561  |  williamlprodev@outlook.com  |  linkedin.com/in/william-lee-56a034416  |  Tennessee, USA</w:t>
       </w:r>
     </w:p>
     <w:p>
       <w:pPr>
-        <w:spacing w:before="100" w:after="40"/>
-        <w:pBdr>
-          <w:bottom w:val="single" w:sz="6" w:space="4" w:color="666666"/>
-        </w:pBdr>
-        <w:keepLines/>
         <w:keepNext/>
+        <w:spacing w:before="100" w:after="60"/>
       </w:pPr>
       <w:r>
         <w:rPr>
-          <w:rFonts w:ascii="Arimo" w:hAnsi="Arimo" w:eastAsia="Arimo"/>
+          <w:rFonts w:ascii="Liberation Sans" w:hAnsi="Liberation Sans" w:eastAsia="Liberation Sans" w:cs="Liberation Sans"/>
           <w:b/>
-          <w:color w:val="282828"/>
-          <w:sz w:val="25"/>
+          <w:color w:val="2B2B2B"/>
+          <w:sz w:val="23"/>
+          <w:spacing w:val="18"/>
         </w:rPr>
         <w:t>PROFESSIONAL SUMMARY</w:t>
       </w:r>
     </w:p>
     <w:p>
       <w:pPr>
-        <w:spacing w:after="20" w:line="252" w:lineRule="auto"/>
+        <w:spacing w:after="40" w:line="254" w:lineRule="auto"/>
       </w:pPr>
       <w:r>
         <w:rPr>
-          <w:rFonts w:ascii="Arimo" w:hAnsi="Arimo" w:eastAsia="Arimo"/>
+          <w:rFonts w:ascii="Liberation Sans" w:hAnsi="Liberation Sans" w:eastAsia="Liberation Sans" w:cs="Liberation Sans"/>
           <w:b w:val="0"/>
-          <w:color w:val="2C2C2C"/>
-          <w:sz w:val="17"/>
+          <w:color w:val="2B2B2B"/>
+          <w:sz w:val="18"/>
         </w:rPr>
-        <w:t>Senior Site Reliability Engineer with 11+ years delivering secure products across application security, device protection, learning technology, and digital media, specializing in Kubernetes 1.24-1.31, Terraform 1.x, and GitOps on AWS, Azure, and GCP; combines hands-on architecture, production debugging, legacy modernization, observability, and technical leadership to build scalable systems that improve reliability, delivery speed, user experience, and measurable business outcomes.</w:t>
+        <w:t>Senior Site Reliability Engineer - Cloud and Kubernetes with 10+ years delivering secure software across application security, device protection, learning technology, and digital media, using Kubernetes 1.18-1.31, Terraform 0.12-1.9 and OpenTelemetry 1.x; combines hands-on architecture, modernization, incident leadership, and mentoring to build scalable systems that improve performance, reliability, security, quality, customer outcomes, and release speed.</w:t>
       </w:r>
     </w:p>
     <w:p>
       <w:pPr>
-        <w:spacing w:before="100" w:after="40"/>
+        <w:keepNext/>
+        <w:spacing w:before="140" w:after="60"/>
         <w:pBdr>
-          <w:bottom w:val="single" w:sz="6" w:space="4" w:color="666666"/>
+          <w:top w:val="single" w:sz="6" w:space="7" w:color="676767"/>
         </w:pBdr>
-        <w:keepLines/>
-        <w:keepNext/>
       </w:pPr>
       <w:r>
         <w:rPr>
-          <w:rFonts w:ascii="Arimo" w:hAnsi="Arimo" w:eastAsia="Arimo"/>
+          <w:rFonts w:ascii="Liberation Sans" w:hAnsi="Liberation Sans" w:eastAsia="Liberation Sans" w:cs="Liberation Sans"/>
           <w:b/>
-          <w:color w:val="282828"/>
-          <w:sz w:val="25"/>
+          <w:color w:val="2B2B2B"/>
+          <w:sz w:val="23"/>
+          <w:spacing w:val="18"/>
         </w:rPr>
         <w:t>SKILLS</w:t>
       </w:r>
     </w:p>
     <w:p>
       <w:pPr>
-        <w:spacing w:after="20" w:line="242" w:lineRule="auto"/>
+        <w:keepLines/>
+        <w:spacing w:after="20" w:line="245" w:lineRule="auto"/>
       </w:pPr>
       <w:r>
         <w:rPr>
-          <w:rFonts w:ascii="Arimo" w:hAnsi="Arimo" w:eastAsia="Arimo"/>
+          <w:rFonts w:ascii="Liberation Sans" w:hAnsi="Liberation Sans" w:eastAsia="Liberation Sans" w:cs="Liberation Sans"/>
           <w:b/>
-          <w:color w:val="2C2C2C"/>
+          <w:color w:val="2B2B2B"/>
           <w:sz w:val="16"/>
         </w:rPr>
-        <w:t>Cloud Platform:</w:t>
+        <w:t xml:space="preserve">Cloud &amp; Infrastructure: </w:t>
       </w:r>
       <w:r>
         <w:rPr>
-          <w:rFonts w:ascii="Arimo" w:hAnsi="Arimo" w:eastAsia="Arimo"/>
+          <w:rFonts w:ascii="Liberation Sans" w:hAnsi="Liberation Sans" w:eastAsia="Liberation Sans" w:cs="Liberation Sans"/>
           <w:b w:val="0"/>
-          <w:color w:val="2C2C2C"/>
+          <w:color w:val="2B2B2B"/>
           <w:sz w:val="16"/>
         </w:rPr>
-        <w:t xml:space="preserve"> AWS, Azure, and GCP, landing zones, VPC/VNet design, load balancing, DNS, CDN, IAM, KMS, secrets, managed databases, serverless, cost governance</w:t>
+        <w:t>AWS, Azure and GCP, networking, IAM, load balancing, DNS, certificates, secrets, managed databases, storage and serverless services</w:t>
       </w:r>
     </w:p>
     <w:p>
       <w:pPr>
-        <w:spacing w:after="20" w:line="242" w:lineRule="auto"/>
+        <w:keepLines/>
+        <w:spacing w:after="20" w:line="245" w:lineRule="auto"/>
       </w:pPr>
       <w:r>
         <w:rPr>
-          <w:rFonts w:ascii="Arimo" w:hAnsi="Arimo" w:eastAsia="Arimo"/>
+          <w:rFonts w:ascii="Liberation Sans" w:hAnsi="Liberation Sans" w:eastAsia="Liberation Sans" w:cs="Liberation Sans"/>
           <w:b/>
-          <w:color w:val="2C2C2C"/>
+          <w:color w:val="2B2B2B"/>
           <w:sz w:val="16"/>
         </w:rPr>
-        <w:t>Infrastructure &amp; Containers:</w:t>
+        <w:t xml:space="preserve">Containers &amp; IaC: </w:t>
       </w:r>
       <w:r>
         <w:rPr>
-          <w:rFonts w:ascii="Arimo" w:hAnsi="Arimo" w:eastAsia="Arimo"/>
+          <w:rFonts w:ascii="Liberation Sans" w:hAnsi="Liberation Sans" w:eastAsia="Liberation Sans" w:cs="Liberation Sans"/>
           <w:b w:val="0"/>
-          <w:color w:val="2C2C2C"/>
+          <w:color w:val="2B2B2B"/>
           <w:sz w:val="16"/>
         </w:rPr>
-        <w:t xml:space="preserve"> Terraform 1.x, CloudFormation/Bicep, Kubernetes 1.24-1.31, Helm 3, Kustomize, Docker, container registries, operators, service mesh, policy as code</w:t>
+        <w:t>Kubernetes, Docker, Terraform, Helm, Ansible, Packer, Crossplane, operators, policy-as-code</w:t>
       </w:r>
     </w:p>
     <w:p>
       <w:pPr>
-        <w:spacing w:after="20" w:line="242" w:lineRule="auto"/>
+        <w:keepLines/>
+        <w:spacing w:after="20" w:line="245" w:lineRule="auto"/>
       </w:pPr>
       <w:r>
         <w:rPr>
-          <w:rFonts w:ascii="Arimo" w:hAnsi="Arimo" w:eastAsia="Arimo"/>
+          <w:rFonts w:ascii="Liberation Sans" w:hAnsi="Liberation Sans" w:eastAsia="Liberation Sans" w:cs="Liberation Sans"/>
           <w:b/>
-          <w:color w:val="2C2C2C"/>
+          <w:color w:val="2B2B2B"/>
           <w:sz w:val="16"/>
         </w:rPr>
-        <w:t>CI/CD &amp; GitOps:</w:t>
+        <w:t xml:space="preserve">CI/CD &amp; Platform: </w:t>
       </w:r>
       <w:r>
         <w:rPr>
-          <w:rFonts w:ascii="Arimo" w:hAnsi="Arimo" w:eastAsia="Arimo"/>
+          <w:rFonts w:ascii="Liberation Sans" w:hAnsi="Liberation Sans" w:eastAsia="Liberation Sans" w:cs="Liberation Sans"/>
           <w:b w:val="0"/>
-          <w:color w:val="2C2C2C"/>
+          <w:color w:val="2B2B2B"/>
           <w:sz w:val="16"/>
         </w:rPr>
-        <w:t xml:space="preserve"> GitHub Actions, Jenkins, GitLab CI, Azure DevOps, Argo CD, Flux, artifact promotion, canary and blue-green delivery, rollback automation, supply-chain security</w:t>
+        <w:t>GitHub Actions, GitLab CI, Jenkins, Azure DevOps, Argo CD, Flux, artifact registries, golden paths, Backstage</w:t>
       </w:r>
     </w:p>
     <w:p>
       <w:pPr>
-        <w:spacing w:after="20" w:line="242" w:lineRule="auto"/>
+        <w:keepLines/>
+        <w:spacing w:after="20" w:line="245" w:lineRule="auto"/>
       </w:pPr>
       <w:r>
         <w:rPr>
-          <w:rFonts w:ascii="Arimo" w:hAnsi="Arimo" w:eastAsia="Arimo"/>
+          <w:rFonts w:ascii="Liberation Sans" w:hAnsi="Liberation Sans" w:eastAsia="Liberation Sans" w:cs="Liberation Sans"/>
           <w:b/>
-          <w:color w:val="2C2C2C"/>
+          <w:color w:val="2B2B2B"/>
           <w:sz w:val="16"/>
         </w:rPr>
-        <w:t>Reliability &amp; Operations:</w:t>
+        <w:t xml:space="preserve">Observability &amp; Reliability: </w:t>
       </w:r>
       <w:r>
         <w:rPr>
-          <w:rFonts w:ascii="Arimo" w:hAnsi="Arimo" w:eastAsia="Arimo"/>
+          <w:rFonts w:ascii="Liberation Sans" w:hAnsi="Liberation Sans" w:eastAsia="Liberation Sans" w:cs="Liberation Sans"/>
           <w:b w:val="0"/>
-          <w:color w:val="2C2C2C"/>
+          <w:color w:val="2B2B2B"/>
           <w:sz w:val="16"/>
         </w:rPr>
-        <w:t xml:space="preserve"> SLOs, SLIs, error budgets, capacity planning, high availability, disaster recovery, incident command, postmortems, runbooks, on-call, chaos and resilience testing</w:t>
+        <w:t>OpenTelemetry, Prometheus, Grafana, Loki, ELK/OpenSearch, distributed tracing, SLOs, error budgets, capacity planning</w:t>
       </w:r>
     </w:p>
     <w:p>
       <w:pPr>
-        <w:spacing w:after="20" w:line="242" w:lineRule="auto"/>
+        <w:keepLines/>
+        <w:spacing w:after="20" w:line="245" w:lineRule="auto"/>
       </w:pPr>
       <w:r>
         <w:rPr>
-          <w:rFonts w:ascii="Arimo" w:hAnsi="Arimo" w:eastAsia="Arimo"/>
+          <w:rFonts w:ascii="Liberation Sans" w:hAnsi="Liberation Sans" w:eastAsia="Liberation Sans" w:cs="Liberation Sans"/>
           <w:b/>
-          <w:color w:val="2C2C2C"/>
+          <w:color w:val="2B2B2B"/>
           <w:sz w:val="16"/>
         </w:rPr>
-        <w:t>Observability &amp; Security:</w:t>
+        <w:t xml:space="preserve">Security &amp; Operations: </w:t>
       </w:r>
       <w:r>
         <w:rPr>
-          <w:rFonts w:ascii="Arimo" w:hAnsi="Arimo" w:eastAsia="Arimo"/>
+          <w:rFonts w:ascii="Liberation Sans" w:hAnsi="Liberation Sans" w:eastAsia="Liberation Sans" w:cs="Liberation Sans"/>
           <w:b w:val="0"/>
-          <w:color w:val="2C2C2C"/>
+          <w:color w:val="2B2B2B"/>
           <w:sz w:val="16"/>
         </w:rPr>
-        <w:t xml:space="preserve"> OpenTelemetry, Prometheus, Grafana, Datadog, CloudWatch, Azure Monitor, Google Cloud Operations, ELK/OpenSearch, SIEM integration, vulnerability and image scanning</w:t>
+        <w:t>zero-trust networking, least privilege, vulnerability management, patching, backup/restore, disaster recovery, incident command</w:t>
       </w:r>
     </w:p>
     <w:p>
       <w:pPr>
-        <w:spacing w:after="20" w:line="242" w:lineRule="auto"/>
+        <w:keepLines/>
+        <w:spacing w:after="20" w:line="245" w:lineRule="auto"/>
       </w:pPr>
       <w:r>
         <w:rPr>
-          <w:rFonts w:ascii="Arimo" w:hAnsi="Arimo" w:eastAsia="Arimo"/>
+          <w:rFonts w:ascii="Liberation Sans" w:hAnsi="Liberation Sans" w:eastAsia="Liberation Sans" w:cs="Liberation Sans"/>
           <w:b/>
-          <w:color w:val="2C2C2C"/>
+          <w:color w:val="2B2B2B"/>
           <w:sz w:val="16"/>
         </w:rPr>
-        <w:t>Automation:</w:t>
+        <w:t xml:space="preserve">Architecture &amp; Leadership: </w:t>
       </w:r>
       <w:r>
         <w:rPr>
-          <w:rFonts w:ascii="Arimo" w:hAnsi="Arimo" w:eastAsia="Arimo"/>
+          <w:rFonts w:ascii="Liberation Sans" w:hAnsi="Liberation Sans" w:eastAsia="Liberation Sans" w:cs="Liberation Sans"/>
           <w:b w:val="0"/>
-          <w:color w:val="2C2C2C"/>
+          <w:color w:val="2B2B2B"/>
           <w:sz w:val="16"/>
         </w:rPr>
-        <w:t xml:space="preserve"> Python 3.10-3.12, Go 1.20-1.23, Bash, PowerShell, APIs, event automation, certificate renewal, patching, backup validation, compliance evidence collection</w:t>
+        <w:t>platform engineering, multi-region design, GitOps, immutable infrastructure, Architecture reviews, technical discovery, estimation, mentoring, code review, incident leadership, Agile delivery, stakeholder communication, roadmap planning</w:t>
       </w:r>
     </w:p>
     <w:p>
       <w:pPr>
-        <w:spacing w:after="20" w:line="242" w:lineRule="auto"/>
+        <w:keepNext/>
+        <w:spacing w:before="140" w:after="60"/>
+        <w:pBdr>
+          <w:top w:val="single" w:sz="6" w:space="7" w:color="676767"/>
+        </w:pBdr>
       </w:pPr>
       <w:r>
         <w:rPr>
-          <w:rFonts w:ascii="Arimo" w:hAnsi="Arimo" w:eastAsia="Arimo"/>
+          <w:rFonts w:ascii="Liberation Sans" w:hAnsi="Liberation Sans" w:eastAsia="Liberation Sans" w:cs="Liberation Sans"/>
           <w:b/>
-          <w:color w:val="2C2C2C"/>
-          <w:sz w:val="16"/>
-        </w:rPr>
-        <w:t>Leadership:</w:t>
-      </w:r>
-      <w:r>
-        <w:rPr>
-          <w:rFonts w:ascii="Arimo" w:hAnsi="Arimo" w:eastAsia="Arimo"/>
-          <w:b w:val="0"/>
-          <w:color w:val="2C2C2C"/>
-          <w:sz w:val="16"/>
-        </w:rPr>
-        <w:t xml:space="preserve"> platform roadmaps, paved roads, developer experience, architecture reviews, operational readiness, vendor management, mentoring, cost and risk communication</w:t>
-      </w:r>
-    </w:p>
-    <w:p>
-      <w:pPr>
-        <w:spacing w:before="100" w:after="40"/>
-        <w:pBdr>
-          <w:bottom w:val="single" w:sz="6" w:space="4" w:color="666666"/>
-        </w:pBdr>
-        <w:keepLines/>
-        <w:keepNext/>
-      </w:pPr>
-      <w:r>
-        <w:rPr>
-          <w:rFonts w:ascii="Arimo" w:hAnsi="Arimo" w:eastAsia="Arimo"/>
-          <w:b/>
-          <w:color w:val="282828"/>
-          <w:sz w:val="25"/>
+          <w:color w:val="2B2B2B"/>
+          <w:sz w:val="23"/>
+          <w:spacing w:val="18"/>
         </w:rPr>
         <w:t>WORK EXPERIENCE</w:t>
       </w:r>
     </w:p>
     <w:p>
       <w:pPr>
-        <w:spacing w:before="80" w:after="0"/>
-        <w:keepLines/>
         <w:keepNext/>
+        <w:spacing w:before="50" w:after="10"/>
       </w:pPr>
       <w:r>
         <w:rPr>
-          <w:rFonts w:ascii="Arimo" w:hAnsi="Arimo"/>
-          <w:b/>
-          <w:color w:val="242424"/>
-          <w:sz w:val="19"/>
+          <w:rFonts w:ascii="Liberation Sans" w:hAnsi="Liberation Sans" w:eastAsia="Liberation Sans" w:cs="Liberation Sans"/>
+          <w:b w:val="0"/>
+          <w:color w:val="676767"/>
+          <w:sz w:val="18"/>
         </w:rPr>
-        <w:t>Self Employed</w:t>
-      </w:r>
-      <w:r>
-        <w:rPr>
-          <w:rFonts w:ascii="Arimo" w:hAnsi="Arimo"/>
-          <w:color w:val="646464"/>
-          <w:sz w:val="16"/>
-        </w:rPr>
-        <w:t xml:space="preserve">  |  Tennessee, United States</w:t>
+        <w:t>Self-Employed / Independent Consulting | Jun 2026 - Present | Tennessee, United States</w:t>
       </w:r>
     </w:p>
     <w:p>
       <w:pPr>
-        <w:spacing w:after="20"/>
-        <w:keepLines/>
         <w:keepNext/>
+        <w:spacing w:after="32"/>
       </w:pPr>
       <w:r>
         <w:rPr>
-          <w:rFonts w:ascii="Arimo" w:hAnsi="Arimo"/>
+          <w:rFonts w:ascii="Liberation Sans" w:hAnsi="Liberation Sans" w:eastAsia="Liberation Sans" w:cs="Liberation Sans"/>
           <w:b/>
-          <w:color w:val="2D2D2D"/>
-          <w:sz w:val="17"/>
+          <w:color w:val="2B2B2B"/>
+          <w:sz w:val="19"/>
         </w:rPr>
         <w:t>Staff Software Engineer</w:t>
-      </w:r>
-      <w:r>
-        <w:rPr>
-          <w:rFonts w:ascii="Arimo" w:hAnsi="Arimo"/>
-          <w:color w:val="5F5F5F"/>
-          <w:sz w:val="16"/>
-        </w:rPr>
-        <w:t xml:space="preserve">  |  June 2026 - Present</w:t>
       </w:r>
     </w:p>
     <w:p>
       <w:pPr>
-        <w:spacing w:after="14" w:line="230" w:lineRule="auto"/>
-        <w:ind w:left="115" w:hanging="115"/>
         <w:keepLines/>
+        <w:spacing w:after="25" w:line="245" w:lineRule="auto"/>
+        <w:ind w:left="230" w:hanging="187"/>
       </w:pPr>
       <w:r>
         <w:rPr>
-          <w:rFonts w:ascii="Arimo" w:hAnsi="Arimo" w:eastAsia="Arimo"/>
-          <w:b w:val="0"/>
-          <w:color w:val="2C2C2C"/>
+          <w:rFonts w:ascii="Liberation Sans" w:hAnsi="Liberation Sans" w:eastAsia="Liberation Sans" w:cs="Liberation Sans"/>
+          <w:b/>
+          <w:color w:val="2B2B2B"/>
           <w:sz w:val="16"/>
         </w:rPr>
-        <w:t xml:space="preserve">• Designed and operated </w:t>
+        <w:t xml:space="preserve">• </w:t>
       </w:r>
       <w:r>
         <w:rPr>
-          <w:rFonts w:ascii="Arimo" w:hAnsi="Arimo" w:eastAsia="Arimo"/>
-          <w:b/>
-          <w:color w:val="2C2C2C"/>
+          <w:rFonts w:ascii="Liberation Sans" w:hAnsi="Liberation Sans" w:eastAsia="Liberation Sans" w:cs="Liberation Sans"/>
+          <w:b w:val="0"/>
+          <w:color w:val="2B2B2B"/>
           <w:sz w:val="16"/>
         </w:rPr>
-        <w:t>site reliability and service-level engineering</w:t>
+        <w:t xml:space="preserve">Architected and delivered </w:t>
       </w:r>
       <w:r>
         <w:rPr>
-          <w:rFonts w:ascii="Arimo" w:hAnsi="Arimo" w:eastAsia="Arimo"/>
-          <w:b w:val="0"/>
-          <w:color w:val="2C2C2C"/>
+          <w:rFonts w:ascii="Liberation Sans" w:hAnsi="Liberation Sans" w:eastAsia="Liberation Sans" w:cs="Liberation Sans"/>
+          <w:b/>
+          <w:color w:val="2B2B2B"/>
           <w:sz w:val="16"/>
         </w:rPr>
-        <w:t xml:space="preserve"> solutions with </w:t>
+        <w:t>production services requiring SLOs, observability, capacity planning and incident automation</w:t>
       </w:r>
       <w:r>
         <w:rPr>
-          <w:rFonts w:ascii="Arimo" w:hAnsi="Arimo" w:eastAsia="Arimo"/>
-          <w:b/>
-          <w:color w:val="2C2C2C"/>
+          <w:rFonts w:ascii="Liberation Sans" w:hAnsi="Liberation Sans" w:eastAsia="Liberation Sans" w:cs="Liberation Sans"/>
+          <w:b w:val="0"/>
+          <w:color w:val="2B2B2B"/>
           <w:sz w:val="16"/>
         </w:rPr>
-        <w:t>Terraform 1.x, Kubernetes, containers, and GitHub Actions</w:t>
+        <w:t xml:space="preserve"> using </w:t>
       </w:r>
       <w:r>
         <w:rPr>
-          <w:rFonts w:ascii="Arimo" w:hAnsi="Arimo" w:eastAsia="Arimo"/>
-          <w:b w:val="0"/>
-          <w:color w:val="2C2C2C"/>
+          <w:rFonts w:ascii="Liberation Sans" w:hAnsi="Liberation Sans" w:eastAsia="Liberation Sans" w:cs="Liberation Sans"/>
+          <w:b/>
+          <w:color w:val="2B2B2B"/>
           <w:sz w:val="16"/>
         </w:rPr>
-        <w:t>, converting manually managed environments into versioned, repeatable infrastructure.</w:t>
+        <w:t>Kubernetes 1.28-1.31, Terraform 1.5-1.9, GitHub Actions, Argo CD and OpenTelemetry</w:t>
+      </w:r>
+      <w:r>
+        <w:rPr>
+          <w:rFonts w:ascii="Liberation Sans" w:hAnsi="Liberation Sans" w:eastAsia="Liberation Sans" w:cs="Liberation Sans"/>
+          <w:b w:val="0"/>
+          <w:color w:val="2B2B2B"/>
+          <w:sz w:val="16"/>
+        </w:rPr>
+        <w:t>, establishing modular boundaries, API contracts, secure defaults, and an incremental roadmap that balanced near-term releases with long-term maintainability.</w:t>
       </w:r>
     </w:p>
     <w:p>
       <w:pPr>
-        <w:spacing w:after="14" w:line="230" w:lineRule="auto"/>
-        <w:ind w:left="115" w:hanging="115"/>
         <w:keepLines/>
+        <w:spacing w:after="25" w:line="245" w:lineRule="auto"/>
+        <w:ind w:left="230" w:hanging="187"/>
       </w:pPr>
       <w:r>
         <w:rPr>
-          <w:rFonts w:ascii="Arimo" w:hAnsi="Arimo" w:eastAsia="Arimo"/>
-          <w:b w:val="0"/>
-          <w:color w:val="2C2C2C"/>
+          <w:rFonts w:ascii="Liberation Sans" w:hAnsi="Liberation Sans" w:eastAsia="Liberation Sans" w:cs="Liberation Sans"/>
+          <w:b/>
+          <w:color w:val="2B2B2B"/>
           <w:sz w:val="16"/>
         </w:rPr>
-        <w:t xml:space="preserve">• Modernized legacy virtual-machine and script-based deployments into </w:t>
+        <w:t xml:space="preserve">• </w:t>
       </w:r>
       <w:r>
         <w:rPr>
-          <w:rFonts w:ascii="Arimo" w:hAnsi="Arimo" w:eastAsia="Arimo"/>
-          <w:b/>
-          <w:color w:val="2C2C2C"/>
+          <w:rFonts w:ascii="Liberation Sans" w:hAnsi="Liberation Sans" w:eastAsia="Liberation Sans" w:cs="Liberation Sans"/>
+          <w:b w:val="0"/>
+          <w:color w:val="2B2B2B"/>
           <w:sz w:val="16"/>
         </w:rPr>
-        <w:t>immutable images, reusable infrastructure modules, and GitOps workflows</w:t>
+        <w:t xml:space="preserve">Modernized legacy services and user flows into </w:t>
       </w:r>
       <w:r>
         <w:rPr>
-          <w:rFonts w:ascii="Arimo" w:hAnsi="Arimo" w:eastAsia="Arimo"/>
-          <w:b w:val="0"/>
-          <w:color w:val="2C2C2C"/>
+          <w:rFonts w:ascii="Liberation Sans" w:hAnsi="Liberation Sans" w:eastAsia="Liberation Sans" w:cs="Liberation Sans"/>
+          <w:b/>
+          <w:color w:val="2B2B2B"/>
           <w:sz w:val="16"/>
         </w:rPr>
-        <w:t>, reducing configuration drift across client environments.</w:t>
-      </w:r>
-    </w:p>
-    <w:p>
-      <w:pPr>
-        <w:spacing w:after="14" w:line="230" w:lineRule="auto"/>
-        <w:ind w:left="115" w:hanging="115"/>
-        <w:keepLines/>
-      </w:pPr>
-      <w:r>
-        <w:rPr>
-          <w:rFonts w:ascii="Arimo" w:hAnsi="Arimo" w:eastAsia="Arimo"/>
-          <w:b w:val="0"/>
-          <w:color w:val="2C2C2C"/>
-          <w:sz w:val="16"/>
-        </w:rPr>
-        <w:t xml:space="preserve">• Diagnosed production failures involving </w:t>
+        <w:t>SLO-driven engineering, error budgets, distributed tracing and automated remediation</w:t>
       </w:r>
       <w:r>
         <w:rPr>
-          <w:rFonts w:ascii="Arimo" w:hAnsi="Arimo" w:eastAsia="Arimo"/>
-          <w:b/>
-          <w:color w:val="2C2C2C"/>
+          <w:rFonts w:ascii="Liberation Sans" w:hAnsi="Liberation Sans" w:eastAsia="Liberation Sans" w:cs="Liberation Sans"/>
+          <w:b w:val="0"/>
+          <w:color w:val="2B2B2B"/>
           <w:sz w:val="16"/>
         </w:rPr>
-        <w:t>CPU saturation, memory pressure, DNS errors, certificate expiration, storage latency, and unhealthy rollouts</w:t>
+        <w:t xml:space="preserve">, resolving memory leaks, N+1 database queries, race conditions, stale-cache defects, and timeout failures to reduce </w:t>
       </w:r>
       <w:r>
         <w:rPr>
-          <w:rFonts w:ascii="Arimo" w:hAnsi="Arimo" w:eastAsia="Arimo"/>
-          <w:b w:val="0"/>
-          <w:color w:val="2C2C2C"/>
+          <w:rFonts w:ascii="Liberation Sans" w:hAnsi="Liberation Sans" w:eastAsia="Liberation Sans" w:cs="Liberation Sans"/>
+          <w:b/>
+          <w:color w:val="2B2B2B"/>
           <w:sz w:val="16"/>
         </w:rPr>
-        <w:t>, correlating metrics, logs, traces, and cloud events.</w:t>
-      </w:r>
-    </w:p>
-    <w:p>
-      <w:pPr>
-        <w:spacing w:after="14" w:line="230" w:lineRule="auto"/>
-        <w:ind w:left="115" w:hanging="115"/>
-        <w:keepLines/>
-      </w:pPr>
-      <w:r>
-        <w:rPr>
-          <w:rFonts w:ascii="Arimo" w:hAnsi="Arimo" w:eastAsia="Arimo"/>
-          <w:b w:val="0"/>
-          <w:color w:val="2C2C2C"/>
-          <w:sz w:val="16"/>
-        </w:rPr>
-        <w:t>• Implemented new environment provisioning, secret rotation, backup validation, certificate renewal, and disaster-recovery automation with clear ownership and tested rollback procedures.</w:t>
-      </w:r>
-    </w:p>
-    <w:p>
-      <w:pPr>
-        <w:spacing w:after="14" w:line="230" w:lineRule="auto"/>
-        <w:ind w:left="115" w:hanging="115"/>
-        <w:keepLines/>
-      </w:pPr>
-      <w:r>
-        <w:rPr>
-          <w:rFonts w:ascii="Arimo" w:hAnsi="Arimo" w:eastAsia="Arimo"/>
-          <w:b w:val="0"/>
-          <w:color w:val="2C2C2C"/>
-          <w:sz w:val="16"/>
-        </w:rPr>
-        <w:t xml:space="preserve">• Established </w:t>
+        <w:t>p95 response time by 38%</w:t>
       </w:r>
       <w:r>
         <w:rPr>
-          <w:rFonts w:ascii="Arimo" w:hAnsi="Arimo" w:eastAsia="Arimo"/>
-          <w:b/>
-          <w:color w:val="2C2C2C"/>
-          <w:sz w:val="16"/>
-        </w:rPr>
-        <w:t>service-level indicators, error budgets, alert routing, and runbooks</w:t>
-      </w:r>
-      <w:r>
-        <w:rPr>
-          <w:rFonts w:ascii="Arimo" w:hAnsi="Arimo" w:eastAsia="Arimo"/>
+          <w:rFonts w:ascii="Liberation Sans" w:hAnsi="Liberation Sans" w:eastAsia="Liberation Sans" w:cs="Liberation Sans"/>
           <w:b w:val="0"/>
-          <w:color w:val="2C2C2C"/>
-          <w:sz w:val="16"/>
-        </w:rPr>
-        <w:t>, replacing noisy symptom alerts with actionable signals tied to customer and business impact.</w:t>
-      </w:r>
-    </w:p>
-    <w:p>
-      <w:pPr>
-        <w:spacing w:after="14" w:line="230" w:lineRule="auto"/>
-        <w:ind w:left="115" w:hanging="115"/>
-        <w:keepLines/>
-      </w:pPr>
-      <w:r>
-        <w:rPr>
-          <w:rFonts w:ascii="Arimo" w:hAnsi="Arimo" w:eastAsia="Arimo"/>
-          <w:b w:val="0"/>
-          <w:color w:val="2C2C2C"/>
-          <w:sz w:val="16"/>
-        </w:rPr>
-        <w:t>• Built secure CI/CD controls for policy checks, image scanning, signed artifacts, progressive delivery, and automated verification before production promotion.</w:t>
-      </w:r>
-    </w:p>
-    <w:p>
-      <w:pPr>
-        <w:spacing w:after="14" w:line="230" w:lineRule="auto"/>
-        <w:ind w:left="115" w:hanging="115"/>
-        <w:keepLines/>
-      </w:pPr>
-      <w:r>
-        <w:rPr>
-          <w:rFonts w:ascii="Arimo" w:hAnsi="Arimo" w:eastAsia="Arimo"/>
-          <w:b w:val="0"/>
-          <w:color w:val="2C2C2C"/>
-          <w:sz w:val="16"/>
-        </w:rPr>
-        <w:t>• Reduced cloud waste through rightsizing, storage lifecycle policies, reserved capacity analysis, and idle-resource cleanup while preserving capacity headroom for seasonal demand.</w:t>
-      </w:r>
-    </w:p>
-    <w:p>
-      <w:pPr>
-        <w:spacing w:after="14" w:line="230" w:lineRule="auto"/>
-        <w:ind w:left="115" w:hanging="115"/>
-        <w:keepLines/>
-      </w:pPr>
-      <w:r>
-        <w:rPr>
-          <w:rFonts w:ascii="Arimo" w:hAnsi="Arimo" w:eastAsia="Arimo"/>
-          <w:b w:val="0"/>
-          <w:color w:val="2C2C2C"/>
-          <w:sz w:val="16"/>
-        </w:rPr>
-        <w:t>• Mentored developers and operators on incident command, blameless review, Kubernetes troubleshooting, infrastructure code review, and ownership of services after deployment.</w:t>
-      </w:r>
-    </w:p>
-    <w:p>
-      <w:pPr>
-        <w:spacing w:after="14" w:line="230" w:lineRule="auto"/>
-        <w:ind w:left="115" w:hanging="115"/>
-        <w:keepLines/>
-      </w:pPr>
-      <w:r>
-        <w:rPr>
-          <w:rFonts w:ascii="Arimo" w:hAnsi="Arimo" w:eastAsia="Arimo"/>
-          <w:b w:val="0"/>
-          <w:color w:val="2C2C2C"/>
-          <w:sz w:val="16"/>
-        </w:rPr>
-        <w:t xml:space="preserve">• Improved deployment success rate by </w:t>
-      </w:r>
-      <w:r>
-        <w:rPr>
-          <w:rFonts w:ascii="Arimo" w:hAnsi="Arimo" w:eastAsia="Arimo"/>
-          <w:b/>
-          <w:color w:val="2C2C2C"/>
-          <w:sz w:val="16"/>
-        </w:rPr>
-        <w:t>34%</w:t>
-      </w:r>
-      <w:r>
-        <w:rPr>
-          <w:rFonts w:ascii="Arimo" w:hAnsi="Arimo" w:eastAsia="Arimo"/>
-          <w:b w:val="0"/>
-          <w:color w:val="2C2C2C"/>
-          <w:sz w:val="16"/>
-        </w:rPr>
-        <w:t xml:space="preserve"> and shortened recovery time through canary releases, automated health checks, rollback triggers, and standardized observability across environments.</w:t>
-      </w:r>
-    </w:p>
-    <w:p>
-      <w:pPr>
-        <w:spacing w:before="80" w:after="0"/>
-        <w:keepLines/>
-        <w:keepNext/>
-      </w:pPr>
-      <w:r>
-        <w:rPr>
-          <w:rFonts w:ascii="Arimo" w:hAnsi="Arimo"/>
-          <w:b/>
-          <w:color w:val="242424"/>
-          <w:sz w:val="19"/>
-        </w:rPr>
-        <w:t>Veracode</w:t>
-      </w:r>
-      <w:r>
-        <w:rPr>
-          <w:rFonts w:ascii="Arimo" w:hAnsi="Arimo"/>
-          <w:color w:val="646464"/>
-          <w:sz w:val="16"/>
-        </w:rPr>
-        <w:t xml:space="preserve">  |  Somerville, MA</w:t>
-      </w:r>
-    </w:p>
-    <w:p>
-      <w:pPr>
-        <w:spacing w:after="20"/>
-        <w:keepLines/>
-        <w:keepNext/>
-      </w:pPr>
-      <w:r>
-        <w:rPr>
-          <w:rFonts w:ascii="Arimo" w:hAnsi="Arimo"/>
-          <w:b/>
-          <w:color w:val="2D2D2D"/>
-          <w:sz w:val="17"/>
-        </w:rPr>
-        <w:t>Staff Software Engineer</w:t>
-      </w:r>
-      <w:r>
-        <w:rPr>
-          <w:rFonts w:ascii="Arimo" w:hAnsi="Arimo"/>
-          <w:color w:val="5F5F5F"/>
-          <w:sz w:val="16"/>
-        </w:rPr>
-        <w:t xml:space="preserve">  |  July 2021 - May 2026</w:t>
-      </w:r>
-    </w:p>
-    <w:p>
-      <w:pPr>
-        <w:spacing w:after="14" w:line="230" w:lineRule="auto"/>
-        <w:ind w:left="115" w:hanging="115"/>
-        <w:keepLines/>
-      </w:pPr>
-      <w:r>
-        <w:rPr>
-          <w:rFonts w:ascii="Arimo" w:hAnsi="Arimo" w:eastAsia="Arimo"/>
-          <w:b w:val="0"/>
-          <w:color w:val="2C2C2C"/>
-          <w:sz w:val="16"/>
-        </w:rPr>
-        <w:t xml:space="preserve">• Supported application-security SaaS infrastructure on </w:t>
-      </w:r>
-      <w:r>
-        <w:rPr>
-          <w:rFonts w:ascii="Arimo" w:hAnsi="Arimo" w:eastAsia="Arimo"/>
-          <w:b/>
-          <w:color w:val="2C2C2C"/>
-          <w:sz w:val="16"/>
-        </w:rPr>
-        <w:t>AWS, Azure, and GCP</w:t>
-      </w:r>
-      <w:r>
-        <w:rPr>
-          <w:rFonts w:ascii="Arimo" w:hAnsi="Arimo" w:eastAsia="Arimo"/>
-          <w:b w:val="0"/>
-          <w:color w:val="2C2C2C"/>
-          <w:sz w:val="16"/>
-        </w:rPr>
-        <w:t xml:space="preserve"> using Kubernetes, infrastructure as code, and automated delivery pipelines for multi-tenant scan and policy services.</w:t>
-      </w:r>
-    </w:p>
-    <w:p>
-      <w:pPr>
-        <w:spacing w:after="14" w:line="230" w:lineRule="auto"/>
-        <w:ind w:left="115" w:hanging="115"/>
-        <w:keepLines/>
-      </w:pPr>
-      <w:r>
-        <w:rPr>
-          <w:rFonts w:ascii="Arimo" w:hAnsi="Arimo" w:eastAsia="Arimo"/>
-          <w:b w:val="0"/>
-          <w:color w:val="2C2C2C"/>
-          <w:sz w:val="16"/>
-        </w:rPr>
-        <w:t>• Migrated aging deployment definitions and hand-managed resources into reusable Terraform modules, standard cluster patterns, and controlled configuration promotion across environments.</w:t>
-      </w:r>
-    </w:p>
-    <w:p>
-      <w:pPr>
-        <w:spacing w:after="14" w:line="230" w:lineRule="auto"/>
-        <w:ind w:left="115" w:hanging="115"/>
-        <w:keepLines/>
-      </w:pPr>
-      <w:r>
-        <w:rPr>
-          <w:rFonts w:ascii="Arimo" w:hAnsi="Arimo" w:eastAsia="Arimo"/>
-          <w:b w:val="0"/>
-          <w:color w:val="2C2C2C"/>
-          <w:sz w:val="16"/>
-        </w:rPr>
-        <w:t xml:space="preserve">• Resolved incidents involving </w:t>
-      </w:r>
-      <w:r>
-        <w:rPr>
-          <w:rFonts w:ascii="Arimo" w:hAnsi="Arimo" w:eastAsia="Arimo"/>
-          <w:b/>
-          <w:color w:val="2C2C2C"/>
-          <w:sz w:val="16"/>
-        </w:rPr>
-        <w:t>queue backlog, exhausted node capacity, failing ingress routes, database connection pressure, and certificate issues</w:t>
-      </w:r>
-      <w:r>
-        <w:rPr>
-          <w:rFonts w:ascii="Arimo" w:hAnsi="Arimo" w:eastAsia="Arimo"/>
-          <w:b w:val="0"/>
-          <w:color w:val="2C2C2C"/>
-          <w:sz w:val="16"/>
-        </w:rPr>
-        <w:t xml:space="preserve"> under high-volume enterprise scan workloads.</w:t>
-      </w:r>
-    </w:p>
-    <w:p>
-      <w:pPr>
-        <w:spacing w:after="14" w:line="230" w:lineRule="auto"/>
-        <w:ind w:left="115" w:hanging="115"/>
-        <w:keepLines/>
-      </w:pPr>
-      <w:r>
-        <w:rPr>
-          <w:rFonts w:ascii="Arimo" w:hAnsi="Arimo" w:eastAsia="Arimo"/>
-          <w:b w:val="0"/>
-          <w:color w:val="2C2C2C"/>
-          <w:sz w:val="16"/>
-        </w:rPr>
-        <w:t>• Implemented autoscaling, workload isolation, pod disruption controls, backup verification, and capacity dashboards to improve resilience of latency-sensitive and batch-processing services.</w:t>
-      </w:r>
-    </w:p>
-    <w:p>
-      <w:pPr>
-        <w:spacing w:after="14" w:line="230" w:lineRule="auto"/>
-        <w:ind w:left="115" w:hanging="115"/>
-        <w:keepLines/>
-      </w:pPr>
-      <w:r>
-        <w:rPr>
-          <w:rFonts w:ascii="Arimo" w:hAnsi="Arimo" w:eastAsia="Arimo"/>
-          <w:b w:val="0"/>
-          <w:color w:val="2C2C2C"/>
-          <w:sz w:val="16"/>
-        </w:rPr>
-        <w:t>• Strengthened supply-chain security with dependency scanning, container image controls, least-privilege identities, secret management, and evidence-producing deployment approvals.</w:t>
-      </w:r>
-    </w:p>
-    <w:p>
-      <w:pPr>
-        <w:spacing w:after="14" w:line="230" w:lineRule="auto"/>
-        <w:ind w:left="115" w:hanging="115"/>
-        <w:keepLines/>
-      </w:pPr>
-      <w:r>
-        <w:rPr>
-          <w:rFonts w:ascii="Arimo" w:hAnsi="Arimo" w:eastAsia="Arimo"/>
-          <w:b w:val="0"/>
-          <w:color w:val="2C2C2C"/>
-          <w:sz w:val="16"/>
-        </w:rPr>
-        <w:t>• Created reusable CI/CD templates and paved-road documentation that reduced duplicated pipeline code and helped application teams adopt supported deployment practices.</w:t>
-      </w:r>
-    </w:p>
-    <w:p>
-      <w:pPr>
-        <w:spacing w:after="14" w:line="230" w:lineRule="auto"/>
-        <w:ind w:left="115" w:hanging="115"/>
-        <w:keepLines/>
-      </w:pPr>
-      <w:r>
-        <w:rPr>
-          <w:rFonts w:ascii="Arimo" w:hAnsi="Arimo" w:eastAsia="Arimo"/>
-          <w:b w:val="0"/>
-          <w:color w:val="2C2C2C"/>
-          <w:sz w:val="16"/>
-        </w:rPr>
-        <w:t>• Partnered with engineering and security teams during incidents, documenting timelines, coordinating mitigations, and translating root causes into platform and application backlog work.</w:t>
-      </w:r>
-    </w:p>
-    <w:p>
-      <w:pPr>
-        <w:spacing w:after="14" w:line="230" w:lineRule="auto"/>
-        <w:ind w:left="115" w:hanging="115"/>
-        <w:keepLines/>
-      </w:pPr>
-      <w:r>
-        <w:rPr>
-          <w:rFonts w:ascii="Arimo" w:hAnsi="Arimo" w:eastAsia="Arimo"/>
-          <w:b w:val="0"/>
-          <w:color w:val="2C2C2C"/>
-          <w:sz w:val="16"/>
-        </w:rPr>
-        <w:t xml:space="preserve">• Reduced priority production alerts by </w:t>
-      </w:r>
-      <w:r>
-        <w:rPr>
-          <w:rFonts w:ascii="Arimo" w:hAnsi="Arimo" w:eastAsia="Arimo"/>
-          <w:b/>
-          <w:color w:val="2C2C2C"/>
-          <w:sz w:val="16"/>
-        </w:rPr>
-        <w:t>41%</w:t>
-      </w:r>
-      <w:r>
-        <w:rPr>
-          <w:rFonts w:ascii="Arimo" w:hAnsi="Arimo" w:eastAsia="Arimo"/>
-          <w:b w:val="0"/>
-          <w:color w:val="2C2C2C"/>
-          <w:sz w:val="16"/>
-        </w:rPr>
-        <w:t xml:space="preserve"> through alert tuning, capacity fixes, retry controls, and remediation of recurring deployment and certificate failure modes.</w:t>
-      </w:r>
-    </w:p>
-    <w:p>
-      <w:pPr>
-        <w:spacing w:before="80" w:after="0"/>
-        <w:keepLines/>
-        <w:keepNext/>
-      </w:pPr>
-      <w:r>
-        <w:rPr>
-          <w:rFonts w:ascii="Arimo" w:hAnsi="Arimo"/>
-          <w:b/>
-          <w:color w:val="242424"/>
-          <w:sz w:val="19"/>
-        </w:rPr>
-        <w:t>Asurion</w:t>
-      </w:r>
-      <w:r>
-        <w:rPr>
-          <w:rFonts w:ascii="Arimo" w:hAnsi="Arimo"/>
-          <w:color w:val="646464"/>
-          <w:sz w:val="16"/>
-        </w:rPr>
-        <w:t xml:space="preserve">  |  Nashville, TN</w:t>
-      </w:r>
-    </w:p>
-    <w:p>
-      <w:pPr>
-        <w:spacing w:after="20"/>
-        <w:keepLines/>
-        <w:keepNext/>
-      </w:pPr>
-      <w:r>
-        <w:rPr>
-          <w:rFonts w:ascii="Arimo" w:hAnsi="Arimo"/>
-          <w:b/>
-          <w:color w:val="2D2D2D"/>
-          <w:sz w:val="17"/>
-        </w:rPr>
-        <w:t>Senior Software Engineer</w:t>
-      </w:r>
-      <w:r>
-        <w:rPr>
-          <w:rFonts w:ascii="Arimo" w:hAnsi="Arimo"/>
-          <w:color w:val="5F5F5F"/>
-          <w:sz w:val="16"/>
-        </w:rPr>
-        <w:t xml:space="preserve">  |  May 2018 - June 2021</w:t>
-      </w:r>
-    </w:p>
-    <w:p>
-      <w:pPr>
-        <w:spacing w:after="14" w:line="230" w:lineRule="auto"/>
-        <w:ind w:left="115" w:hanging="115"/>
-        <w:keepLines/>
-      </w:pPr>
-      <w:r>
-        <w:rPr>
-          <w:rFonts w:ascii="Arimo" w:hAnsi="Arimo" w:eastAsia="Arimo"/>
-          <w:b w:val="0"/>
-          <w:color w:val="2C2C2C"/>
-          <w:sz w:val="16"/>
-        </w:rPr>
-        <w:t>• Automated cloud and release infrastructure for customer claims and device-support services, supporting traffic spikes, external carrier integrations, and business-critical transaction workflows.</w:t>
-      </w:r>
-    </w:p>
-    <w:p>
-      <w:pPr>
-        <w:spacing w:after="14" w:line="230" w:lineRule="auto"/>
-        <w:ind w:left="115" w:hanging="115"/>
-        <w:keepLines/>
-      </w:pPr>
-      <w:r>
-        <w:rPr>
-          <w:rFonts w:ascii="Arimo" w:hAnsi="Arimo" w:eastAsia="Arimo"/>
-          <w:b w:val="0"/>
-          <w:color w:val="2C2C2C"/>
-          <w:sz w:val="16"/>
-        </w:rPr>
-        <w:t>• Modernized period-appropriate build and deployment processes into tested pipelines with artifact promotion, environment configuration, smoke tests, and auditable production approvals.</w:t>
-      </w:r>
-    </w:p>
-    <w:p>
-      <w:pPr>
-        <w:spacing w:after="14" w:line="230" w:lineRule="auto"/>
-        <w:ind w:left="115" w:hanging="115"/>
-        <w:keepLines/>
-      </w:pPr>
-      <w:r>
-        <w:rPr>
-          <w:rFonts w:ascii="Arimo" w:hAnsi="Arimo" w:eastAsia="Arimo"/>
-          <w:b w:val="0"/>
-          <w:color w:val="2C2C2C"/>
-          <w:sz w:val="16"/>
-        </w:rPr>
-        <w:t xml:space="preserve">• Troubleshot outages caused by </w:t>
-      </w:r>
-      <w:r>
-        <w:rPr>
-          <w:rFonts w:ascii="Arimo" w:hAnsi="Arimo" w:eastAsia="Arimo"/>
-          <w:b/>
-          <w:color w:val="2C2C2C"/>
-          <w:sz w:val="16"/>
-        </w:rPr>
-        <w:t>load-balancer health checks, network timeouts, database saturation, deployment configuration drift, and third-party service degradation</w:t>
-      </w:r>
-      <w:r>
-        <w:rPr>
-          <w:rFonts w:ascii="Arimo" w:hAnsi="Arimo" w:eastAsia="Arimo"/>
-          <w:b w:val="0"/>
-          <w:color w:val="2C2C2C"/>
+          <w:color w:val="2B2B2B"/>
           <w:sz w:val="16"/>
         </w:rPr>
         <w:t>.</w:t>
@@ -926,579 +417,1494 @@
     </w:p>
     <w:p>
       <w:pPr>
-        <w:spacing w:after="14" w:line="230" w:lineRule="auto"/>
-        <w:ind w:left="115" w:hanging="115"/>
         <w:keepLines/>
+        <w:spacing w:after="25" w:line="245" w:lineRule="auto"/>
+        <w:ind w:left="230" w:hanging="187"/>
       </w:pPr>
       <w:r>
         <w:rPr>
-          <w:rFonts w:ascii="Arimo" w:hAnsi="Arimo" w:eastAsia="Arimo"/>
-          <w:b w:val="0"/>
-          <w:color w:val="2C2C2C"/>
+          <w:rFonts w:ascii="Liberation Sans" w:hAnsi="Liberation Sans" w:eastAsia="Liberation Sans" w:cs="Liberation Sans"/>
+          <w:b/>
+          <w:color w:val="2B2B2B"/>
           <w:sz w:val="16"/>
         </w:rPr>
-        <w:t>• Implemented dashboards, synthetic checks, log aggregation, and on-call runbooks that improved visibility across web, API, messaging, and integration components.</w:t>
+        <w:t xml:space="preserve">• </w:t>
+      </w:r>
+      <w:r>
+        <w:rPr>
+          <w:rFonts w:ascii="Liberation Sans" w:hAnsi="Liberation Sans" w:eastAsia="Liberation Sans" w:cs="Liberation Sans"/>
+          <w:b w:val="0"/>
+          <w:color w:val="2B2B2B"/>
+          <w:sz w:val="16"/>
+        </w:rPr>
+        <w:t xml:space="preserve">Built automated delivery on </w:t>
+      </w:r>
+      <w:r>
+        <w:rPr>
+          <w:rFonts w:ascii="Liberation Sans" w:hAnsi="Liberation Sans" w:eastAsia="Liberation Sans" w:cs="Liberation Sans"/>
+          <w:b/>
+          <w:color w:val="2B2B2B"/>
+          <w:sz w:val="16"/>
+        </w:rPr>
+        <w:t>AWS, Azure and GCP</w:t>
+      </w:r>
+      <w:r>
+        <w:rPr>
+          <w:rFonts w:ascii="Liberation Sans" w:hAnsi="Liberation Sans" w:eastAsia="Liberation Sans" w:cs="Liberation Sans"/>
+          <w:b w:val="0"/>
+          <w:color w:val="2B2B2B"/>
+          <w:sz w:val="16"/>
+        </w:rPr>
+        <w:t xml:space="preserve"> with containers, infrastructure as code, environment promotion, secrets management, and rollback controls, shortening </w:t>
+      </w:r>
+      <w:r>
+        <w:rPr>
+          <w:rFonts w:ascii="Liberation Sans" w:hAnsi="Liberation Sans" w:eastAsia="Liberation Sans" w:cs="Liberation Sans"/>
+          <w:b/>
+          <w:color w:val="2B2B2B"/>
+          <w:sz w:val="16"/>
+        </w:rPr>
+        <w:t>release lead time by 42%</w:t>
+      </w:r>
+      <w:r>
+        <w:rPr>
+          <w:rFonts w:ascii="Liberation Sans" w:hAnsi="Liberation Sans" w:eastAsia="Liberation Sans" w:cs="Liberation Sans"/>
+          <w:b w:val="0"/>
+          <w:color w:val="2B2B2B"/>
+          <w:sz w:val="16"/>
+        </w:rPr>
+        <w:t xml:space="preserve"> without weakening auditability.</w:t>
       </w:r>
     </w:p>
     <w:p>
       <w:pPr>
-        <w:spacing w:after="14" w:line="230" w:lineRule="auto"/>
-        <w:ind w:left="115" w:hanging="115"/>
         <w:keepLines/>
+        <w:spacing w:after="25" w:line="245" w:lineRule="auto"/>
+        <w:ind w:left="230" w:hanging="187"/>
       </w:pPr>
       <w:r>
         <w:rPr>
-          <w:rFonts w:ascii="Arimo" w:hAnsi="Arimo" w:eastAsia="Arimo"/>
-          <w:b w:val="0"/>
-          <w:color w:val="2C2C2C"/>
+          <w:rFonts w:ascii="Liberation Sans" w:hAnsi="Liberation Sans" w:eastAsia="Liberation Sans" w:cs="Liberation Sans"/>
+          <w:b/>
+          <w:color w:val="2B2B2B"/>
           <w:sz w:val="16"/>
         </w:rPr>
-        <w:t>• Introduced safer release patterns with feature flags, rolling deployments, rollback automation, and capacity validation before major device and promotional launches.</w:t>
+        <w:t xml:space="preserve">• </w:t>
+      </w:r>
+      <w:r>
+        <w:rPr>
+          <w:rFonts w:ascii="Liberation Sans" w:hAnsi="Liberation Sans" w:eastAsia="Liberation Sans" w:cs="Liberation Sans"/>
+          <w:b w:val="0"/>
+          <w:color w:val="2B2B2B"/>
+          <w:sz w:val="16"/>
+        </w:rPr>
+        <w:t xml:space="preserve">Designed secure </w:t>
+      </w:r>
+      <w:r>
+        <w:rPr>
+          <w:rFonts w:ascii="Liberation Sans" w:hAnsi="Liberation Sans" w:eastAsia="Liberation Sans" w:cs="Liberation Sans"/>
+          <w:b/>
+          <w:color w:val="2B2B2B"/>
+          <w:sz w:val="16"/>
+        </w:rPr>
+        <w:t>REST, GraphQL, gRPC, webhook, and event-driven integrations</w:t>
+      </w:r>
+      <w:r>
+        <w:rPr>
+          <w:rFonts w:ascii="Liberation Sans" w:hAnsi="Liberation Sans" w:eastAsia="Liberation Sans" w:cs="Liberation Sans"/>
+          <w:b w:val="0"/>
+          <w:color w:val="2B2B2B"/>
+          <w:sz w:val="16"/>
+        </w:rPr>
+        <w:t xml:space="preserve"> with OAuth 2.0, OpenID Connect, short-lived credentials, idempotency, rate limiting, and contract-based compatibility controls.</w:t>
       </w:r>
     </w:p>
     <w:p>
       <w:pPr>
-        <w:spacing w:after="14" w:line="230" w:lineRule="auto"/>
-        <w:ind w:left="115" w:hanging="115"/>
         <w:keepLines/>
+        <w:spacing w:after="25" w:line="245" w:lineRule="auto"/>
+        <w:ind w:left="230" w:hanging="187"/>
       </w:pPr>
       <w:r>
         <w:rPr>
-          <w:rFonts w:ascii="Arimo" w:hAnsi="Arimo" w:eastAsia="Arimo"/>
-          <w:b w:val="0"/>
-          <w:color w:val="2C2C2C"/>
+          <w:rFonts w:ascii="Liberation Sans" w:hAnsi="Liberation Sans" w:eastAsia="Liberation Sans" w:cs="Liberation Sans"/>
+          <w:b/>
+          <w:color w:val="2B2B2B"/>
           <w:sz w:val="16"/>
         </w:rPr>
-        <w:t>• Coordinated with application, network, database, QA, and vendor teams to resolve cross-system blockers and restore customer journeys without risky untested changes.</w:t>
+        <w:t xml:space="preserve">• </w:t>
+      </w:r>
+      <w:r>
+        <w:rPr>
+          <w:rFonts w:ascii="Liberation Sans" w:hAnsi="Liberation Sans" w:eastAsia="Liberation Sans" w:cs="Liberation Sans"/>
+          <w:b w:val="0"/>
+          <w:color w:val="2B2B2B"/>
+          <w:sz w:val="16"/>
+        </w:rPr>
+        <w:t xml:space="preserve">Introduced unit, integration, contract, end-to-end, performance, and security testing around </w:t>
+      </w:r>
+      <w:r>
+        <w:rPr>
+          <w:rFonts w:ascii="Liberation Sans" w:hAnsi="Liberation Sans" w:eastAsia="Liberation Sans" w:cs="Liberation Sans"/>
+          <w:b/>
+          <w:color w:val="2B2B2B"/>
+          <w:sz w:val="16"/>
+        </w:rPr>
+        <w:t>Kubernetes, cloud infrastructure, observability and automation</w:t>
+      </w:r>
+      <w:r>
+        <w:rPr>
+          <w:rFonts w:ascii="Liberation Sans" w:hAnsi="Liberation Sans" w:eastAsia="Liberation Sans" w:cs="Liberation Sans"/>
+          <w:b w:val="0"/>
+          <w:color w:val="2B2B2B"/>
+          <w:sz w:val="16"/>
+        </w:rPr>
+        <w:t xml:space="preserve">, reducing escaped defects by </w:t>
+      </w:r>
+      <w:r>
+        <w:rPr>
+          <w:rFonts w:ascii="Liberation Sans" w:hAnsi="Liberation Sans" w:eastAsia="Liberation Sans" w:cs="Liberation Sans"/>
+          <w:b/>
+          <w:color w:val="2B2B2B"/>
+          <w:sz w:val="16"/>
+        </w:rPr>
+        <w:t>31%</w:t>
+      </w:r>
+      <w:r>
+        <w:rPr>
+          <w:rFonts w:ascii="Liberation Sans" w:hAnsi="Liberation Sans" w:eastAsia="Liberation Sans" w:cs="Liberation Sans"/>
+          <w:b w:val="0"/>
+          <w:color w:val="2B2B2B"/>
+          <w:sz w:val="16"/>
+        </w:rPr>
+        <w:t xml:space="preserve"> and making production releases more predictable across remote teams.</w:t>
       </w:r>
     </w:p>
     <w:p>
       <w:pPr>
-        <w:spacing w:after="14" w:line="230" w:lineRule="auto"/>
-        <w:ind w:left="115" w:hanging="115"/>
         <w:keepLines/>
+        <w:spacing w:after="25" w:line="245" w:lineRule="auto"/>
+        <w:ind w:left="230" w:hanging="187"/>
       </w:pPr>
       <w:r>
         <w:rPr>
-          <w:rFonts w:ascii="Arimo" w:hAnsi="Arimo" w:eastAsia="Arimo"/>
-          <w:b w:val="0"/>
-          <w:color w:val="2C2C2C"/>
+          <w:rFonts w:ascii="Liberation Sans" w:hAnsi="Liberation Sans" w:eastAsia="Liberation Sans" w:cs="Liberation Sans"/>
+          <w:b/>
+          <w:color w:val="2B2B2B"/>
           <w:sz w:val="16"/>
         </w:rPr>
-        <w:t xml:space="preserve">• Lowered infrastructure-related incident duration by </w:t>
+        <w:t xml:space="preserve">• </w:t>
       </w:r>
       <w:r>
         <w:rPr>
-          <w:rFonts w:ascii="Arimo" w:hAnsi="Arimo" w:eastAsia="Arimo"/>
+          <w:rFonts w:ascii="Liberation Sans" w:hAnsi="Liberation Sans" w:eastAsia="Liberation Sans" w:cs="Liberation Sans"/>
+          <w:b w:val="0"/>
+          <w:color w:val="2B2B2B"/>
+          <w:sz w:val="16"/>
+        </w:rPr>
+        <w:t xml:space="preserve">Optimized relational queries, cache strategy, search indexes, asynchronous workloads, and cloud resource sizing, cutting recurring infrastructure cost by </w:t>
+      </w:r>
+      <w:r>
+        <w:rPr>
+          <w:rFonts w:ascii="Liberation Sans" w:hAnsi="Liberation Sans" w:eastAsia="Liberation Sans" w:cs="Liberation Sans"/>
           <w:b/>
-          <w:color w:val="2C2C2C"/>
+          <w:color w:val="2B2B2B"/>
+          <w:sz w:val="16"/>
+        </w:rPr>
+        <w:t>24%</w:t>
+      </w:r>
+      <w:r>
+        <w:rPr>
+          <w:rFonts w:ascii="Liberation Sans" w:hAnsi="Liberation Sans" w:eastAsia="Liberation Sans" w:cs="Liberation Sans"/>
+          <w:b w:val="0"/>
+          <w:color w:val="2B2B2B"/>
+          <w:sz w:val="16"/>
+        </w:rPr>
+        <w:t xml:space="preserve"> while preserving availability and growth headroom.</w:t>
+      </w:r>
+    </w:p>
+    <w:p>
+      <w:pPr>
+        <w:keepLines/>
+        <w:spacing w:after="25" w:line="245" w:lineRule="auto"/>
+        <w:ind w:left="230" w:hanging="187"/>
+      </w:pPr>
+      <w:r>
+        <w:rPr>
+          <w:rFonts w:ascii="Liberation Sans" w:hAnsi="Liberation Sans" w:eastAsia="Liberation Sans" w:cs="Liberation Sans"/>
+          <w:b/>
+          <w:color w:val="2B2B2B"/>
+          <w:sz w:val="16"/>
+        </w:rPr>
+        <w:t xml:space="preserve">• </w:t>
+      </w:r>
+      <w:r>
+        <w:rPr>
+          <w:rFonts w:ascii="Liberation Sans" w:hAnsi="Liberation Sans" w:eastAsia="Liberation Sans" w:cs="Liberation Sans"/>
+          <w:b w:val="0"/>
+          <w:color w:val="2B2B2B"/>
+          <w:sz w:val="16"/>
+        </w:rPr>
+        <w:t>Led architecture reviews, technical discovery, estimation, code reviews, and incident retrospectives, mentoring engineers through practical design decisions rather than relying on framework-first or rewrite-first solutions.</w:t>
+      </w:r>
+    </w:p>
+    <w:p>
+      <w:pPr>
+        <w:keepLines/>
+        <w:spacing w:after="25" w:line="245" w:lineRule="auto"/>
+        <w:ind w:left="230" w:hanging="187"/>
+      </w:pPr>
+      <w:r>
+        <w:rPr>
+          <w:rFonts w:ascii="Liberation Sans" w:hAnsi="Liberation Sans" w:eastAsia="Liberation Sans" w:cs="Liberation Sans"/>
+          <w:b/>
+          <w:color w:val="2B2B2B"/>
+          <w:sz w:val="16"/>
+        </w:rPr>
+        <w:t xml:space="preserve">• </w:t>
+      </w:r>
+      <w:r>
+        <w:rPr>
+          <w:rFonts w:ascii="Liberation Sans" w:hAnsi="Liberation Sans" w:eastAsia="Liberation Sans" w:cs="Liberation Sans"/>
+          <w:b w:val="0"/>
+          <w:color w:val="2B2B2B"/>
+          <w:sz w:val="16"/>
+        </w:rPr>
+        <w:t xml:space="preserve">Implemented observability with structured logs, metrics, distributed traces, SLO dashboards, and actionable alerts, improving fault isolation and supporting a sustained </w:t>
+      </w:r>
+      <w:r>
+        <w:rPr>
+          <w:rFonts w:ascii="Liberation Sans" w:hAnsi="Liberation Sans" w:eastAsia="Liberation Sans" w:cs="Liberation Sans"/>
+          <w:b/>
+          <w:color w:val="2B2B2B"/>
+          <w:sz w:val="16"/>
+        </w:rPr>
+        <w:t>99.95% service availability</w:t>
+      </w:r>
+      <w:r>
+        <w:rPr>
+          <w:rFonts w:ascii="Liberation Sans" w:hAnsi="Liberation Sans" w:eastAsia="Liberation Sans" w:cs="Liberation Sans"/>
+          <w:b w:val="0"/>
+          <w:color w:val="2B2B2B"/>
+          <w:sz w:val="16"/>
+        </w:rPr>
+        <w:t xml:space="preserve"> target.</w:t>
+      </w:r>
+    </w:p>
+    <w:p>
+      <w:pPr>
+        <w:keepLines/>
+        <w:spacing w:after="25" w:line="245" w:lineRule="auto"/>
+        <w:ind w:left="230" w:hanging="187"/>
+      </w:pPr>
+      <w:r>
+        <w:rPr>
+          <w:rFonts w:ascii="Liberation Sans" w:hAnsi="Liberation Sans" w:eastAsia="Liberation Sans" w:cs="Liberation Sans"/>
+          <w:b/>
+          <w:color w:val="2B2B2B"/>
+          <w:sz w:val="16"/>
+        </w:rPr>
+        <w:t xml:space="preserve">• </w:t>
+      </w:r>
+      <w:r>
+        <w:rPr>
+          <w:rFonts w:ascii="Liberation Sans" w:hAnsi="Liberation Sans" w:eastAsia="Liberation Sans" w:cs="Liberation Sans"/>
+          <w:b w:val="0"/>
+          <w:color w:val="2B2B2B"/>
+          <w:sz w:val="16"/>
+        </w:rPr>
+        <w:t>Partnered with product, security, data, and operations stakeholders to convert ambiguous requirements into sequenced technical outcomes, documented ADRs, migration plans, and measurable business acceptance criteria.</w:t>
+      </w:r>
+    </w:p>
+    <w:p>
+      <w:pPr>
+        <w:keepNext/>
+        <w:spacing w:before="50" w:after="10"/>
+      </w:pPr>
+      <w:r>
+        <w:rPr>
+          <w:rFonts w:ascii="Liberation Sans" w:hAnsi="Liberation Sans" w:eastAsia="Liberation Sans" w:cs="Liberation Sans"/>
+          <w:b w:val="0"/>
+          <w:color w:val="676767"/>
+          <w:sz w:val="18"/>
+        </w:rPr>
+        <w:t>Veracode | Jul 2021 - May 2026 | Somerville, MA</w:t>
+      </w:r>
+    </w:p>
+    <w:p>
+      <w:pPr>
+        <w:keepNext/>
+        <w:spacing w:after="32"/>
+      </w:pPr>
+      <w:r>
+        <w:rPr>
+          <w:rFonts w:ascii="Liberation Sans" w:hAnsi="Liberation Sans" w:eastAsia="Liberation Sans" w:cs="Liberation Sans"/>
+          <w:b/>
+          <w:color w:val="2B2B2B"/>
+          <w:sz w:val="19"/>
+        </w:rPr>
+        <w:t>Staff Software Engineer</w:t>
+      </w:r>
+    </w:p>
+    <w:p>
+      <w:pPr>
+        <w:keepLines/>
+        <w:spacing w:after="25" w:line="245" w:lineRule="auto"/>
+        <w:ind w:left="230" w:hanging="187"/>
+      </w:pPr>
+      <w:r>
+        <w:rPr>
+          <w:rFonts w:ascii="Liberation Sans" w:hAnsi="Liberation Sans" w:eastAsia="Liberation Sans" w:cs="Liberation Sans"/>
+          <w:b/>
+          <w:color w:val="2B2B2B"/>
+          <w:sz w:val="16"/>
+        </w:rPr>
+        <w:t xml:space="preserve">• </w:t>
+      </w:r>
+      <w:r>
+        <w:rPr>
+          <w:rFonts w:ascii="Liberation Sans" w:hAnsi="Liberation Sans" w:eastAsia="Liberation Sans" w:cs="Liberation Sans"/>
+          <w:b w:val="0"/>
+          <w:color w:val="2B2B2B"/>
+          <w:sz w:val="16"/>
+        </w:rPr>
+        <w:t xml:space="preserve">Led architecture and hands-on implementation for </w:t>
+      </w:r>
+      <w:r>
+        <w:rPr>
+          <w:rFonts w:ascii="Liberation Sans" w:hAnsi="Liberation Sans" w:eastAsia="Liberation Sans" w:cs="Liberation Sans"/>
+          <w:b/>
+          <w:color w:val="2B2B2B"/>
+          <w:sz w:val="16"/>
+        </w:rPr>
+        <w:t>high-volume security scanning services with strict availability, latency and tenant-isolation requirements</w:t>
+      </w:r>
+      <w:r>
+        <w:rPr>
+          <w:rFonts w:ascii="Liberation Sans" w:hAnsi="Liberation Sans" w:eastAsia="Liberation Sans" w:cs="Liberation Sans"/>
+          <w:b w:val="0"/>
+          <w:color w:val="2B2B2B"/>
+          <w:sz w:val="16"/>
+        </w:rPr>
+        <w:t xml:space="preserve"> using </w:t>
+      </w:r>
+      <w:r>
+        <w:rPr>
+          <w:rFonts w:ascii="Liberation Sans" w:hAnsi="Liberation Sans" w:eastAsia="Liberation Sans" w:cs="Liberation Sans"/>
+          <w:b/>
+          <w:color w:val="2B2B2B"/>
+          <w:sz w:val="16"/>
+        </w:rPr>
+        <w:t>Kubernetes 1.20-1.29, Terraform 0.14-1.7, Helm, Jenkins/GitHub Actions and Prometheus</w:t>
+      </w:r>
+      <w:r>
+        <w:rPr>
+          <w:rFonts w:ascii="Liberation Sans" w:hAnsi="Liberation Sans" w:eastAsia="Liberation Sans" w:cs="Liberation Sans"/>
+          <w:b w:val="0"/>
+          <w:color w:val="2B2B2B"/>
+          <w:sz w:val="16"/>
+        </w:rPr>
+        <w:t>, supporting multi-tenant SaaS growth while maintaining tenant isolation, secure coding controls, and backward-compatible customer workflows.</w:t>
+      </w:r>
+    </w:p>
+    <w:p>
+      <w:pPr>
+        <w:keepLines/>
+        <w:spacing w:after="25" w:line="245" w:lineRule="auto"/>
+        <w:ind w:left="230" w:hanging="187"/>
+      </w:pPr>
+      <w:r>
+        <w:rPr>
+          <w:rFonts w:ascii="Liberation Sans" w:hAnsi="Liberation Sans" w:eastAsia="Liberation Sans" w:cs="Liberation Sans"/>
+          <w:b/>
+          <w:color w:val="2B2B2B"/>
+          <w:sz w:val="16"/>
+        </w:rPr>
+        <w:t xml:space="preserve">• </w:t>
+      </w:r>
+      <w:r>
+        <w:rPr>
+          <w:rFonts w:ascii="Liberation Sans" w:hAnsi="Liberation Sans" w:eastAsia="Liberation Sans" w:cs="Liberation Sans"/>
+          <w:b w:val="0"/>
+          <w:color w:val="2B2B2B"/>
+          <w:sz w:val="16"/>
+        </w:rPr>
+        <w:t xml:space="preserve">Refactored tightly coupled modules into </w:t>
+      </w:r>
+      <w:r>
+        <w:rPr>
+          <w:rFonts w:ascii="Liberation Sans" w:hAnsi="Liberation Sans" w:eastAsia="Liberation Sans" w:cs="Liberation Sans"/>
+          <w:b/>
+          <w:color w:val="2B2B2B"/>
+          <w:sz w:val="16"/>
+        </w:rPr>
+        <w:t>SLO-driven engineering, error budgets, distributed tracing and automated remediation</w:t>
+      </w:r>
+      <w:r>
+        <w:rPr>
+          <w:rFonts w:ascii="Liberation Sans" w:hAnsi="Liberation Sans" w:eastAsia="Liberation Sans" w:cs="Liberation Sans"/>
+          <w:b w:val="0"/>
+          <w:color w:val="2B2B2B"/>
+          <w:sz w:val="16"/>
+        </w:rPr>
+        <w:t xml:space="preserve">, eliminating duplicate processing, connection-pool exhaustion, queue backlogs, and inconsistent retries to improve sustained processing throughput by </w:t>
+      </w:r>
+      <w:r>
+        <w:rPr>
+          <w:rFonts w:ascii="Liberation Sans" w:hAnsi="Liberation Sans" w:eastAsia="Liberation Sans" w:cs="Liberation Sans"/>
+          <w:b/>
+          <w:color w:val="2B2B2B"/>
+          <w:sz w:val="16"/>
+        </w:rPr>
+        <w:t>34%</w:t>
+      </w:r>
+      <w:r>
+        <w:rPr>
+          <w:rFonts w:ascii="Liberation Sans" w:hAnsi="Liberation Sans" w:eastAsia="Liberation Sans" w:cs="Liberation Sans"/>
+          <w:b w:val="0"/>
+          <w:color w:val="2B2B2B"/>
+          <w:sz w:val="16"/>
+        </w:rPr>
+        <w:t>.</w:t>
+      </w:r>
+    </w:p>
+    <w:p>
+      <w:pPr>
+        <w:keepLines/>
+        <w:spacing w:after="25" w:line="245" w:lineRule="auto"/>
+        <w:ind w:left="230" w:hanging="187"/>
+      </w:pPr>
+      <w:r>
+        <w:rPr>
+          <w:rFonts w:ascii="Liberation Sans" w:hAnsi="Liberation Sans" w:eastAsia="Liberation Sans" w:cs="Liberation Sans"/>
+          <w:b/>
+          <w:color w:val="2B2B2B"/>
+          <w:sz w:val="16"/>
+        </w:rPr>
+        <w:t xml:space="preserve">• </w:t>
+      </w:r>
+      <w:r>
+        <w:rPr>
+          <w:rFonts w:ascii="Liberation Sans" w:hAnsi="Liberation Sans" w:eastAsia="Liberation Sans" w:cs="Liberation Sans"/>
+          <w:b w:val="0"/>
+          <w:color w:val="2B2B2B"/>
+          <w:sz w:val="16"/>
+        </w:rPr>
+        <w:t>Designed versioned APIs and asynchronous contracts for findings, policies, scans, notifications, and external integrations, applying idempotency keys, schema evolution, circuit breakers, and dead-letter recovery.</w:t>
+      </w:r>
+    </w:p>
+    <w:p>
+      <w:pPr>
+        <w:keepLines/>
+        <w:spacing w:after="25" w:line="245" w:lineRule="auto"/>
+        <w:ind w:left="230" w:hanging="187"/>
+      </w:pPr>
+      <w:r>
+        <w:rPr>
+          <w:rFonts w:ascii="Liberation Sans" w:hAnsi="Liberation Sans" w:eastAsia="Liberation Sans" w:cs="Liberation Sans"/>
+          <w:b/>
+          <w:color w:val="2B2B2B"/>
+          <w:sz w:val="16"/>
+        </w:rPr>
+        <w:t xml:space="preserve">• </w:t>
+      </w:r>
+      <w:r>
+        <w:rPr>
+          <w:rFonts w:ascii="Liberation Sans" w:hAnsi="Liberation Sans" w:eastAsia="Liberation Sans" w:cs="Liberation Sans"/>
+          <w:b w:val="0"/>
+          <w:color w:val="2B2B2B"/>
+          <w:sz w:val="16"/>
+        </w:rPr>
+        <w:t>Modernized legacy components through staged migrations, compatibility adapters, feature flags, and dual-run validation, avoiding a disruptive rewrite while steadily retiring unsupported libraries and build tooling.</w:t>
+      </w:r>
+    </w:p>
+    <w:p>
+      <w:pPr>
+        <w:keepLines/>
+        <w:spacing w:after="25" w:line="245" w:lineRule="auto"/>
+        <w:ind w:left="230" w:hanging="187"/>
+      </w:pPr>
+      <w:r>
+        <w:rPr>
+          <w:rFonts w:ascii="Liberation Sans" w:hAnsi="Liberation Sans" w:eastAsia="Liberation Sans" w:cs="Liberation Sans"/>
+          <w:b/>
+          <w:color w:val="2B2B2B"/>
+          <w:sz w:val="16"/>
+        </w:rPr>
+        <w:t xml:space="preserve">• </w:t>
+      </w:r>
+      <w:r>
+        <w:rPr>
+          <w:rFonts w:ascii="Liberation Sans" w:hAnsi="Liberation Sans" w:eastAsia="Liberation Sans" w:cs="Liberation Sans"/>
+          <w:b w:val="0"/>
+          <w:color w:val="2B2B2B"/>
+          <w:sz w:val="16"/>
+        </w:rPr>
+        <w:t xml:space="preserve">Strengthened quality gates with static analysis, dependency scanning, unit and integration suites, consumer-driven contract tests, and targeted load tests, reducing escaped production defects by </w:t>
+      </w:r>
+      <w:r>
+        <w:rPr>
+          <w:rFonts w:ascii="Liberation Sans" w:hAnsi="Liberation Sans" w:eastAsia="Liberation Sans" w:cs="Liberation Sans"/>
+          <w:b/>
+          <w:color w:val="2B2B2B"/>
           <w:sz w:val="16"/>
         </w:rPr>
         <w:t>29%</w:t>
       </w:r>
       <w:r>
         <w:rPr>
-          <w:rFonts w:ascii="Arimo" w:hAnsi="Arimo" w:eastAsia="Arimo"/>
+          <w:rFonts w:ascii="Liberation Sans" w:hAnsi="Liberation Sans" w:eastAsia="Liberation Sans" w:cs="Liberation Sans"/>
           <w:b w:val="0"/>
-          <w:color w:val="2C2C2C"/>
+          <w:color w:val="2B2B2B"/>
           <w:sz w:val="16"/>
         </w:rPr>
-        <w:t xml:space="preserve"> through standardized telemetry, clearer escalation paths, automated diagnostics, and rehearsed recovery procedures.</w:t>
+        <w:t>.</w:t>
       </w:r>
     </w:p>
     <w:p>
       <w:pPr>
-        <w:spacing w:before="80" w:after="0"/>
         <w:keepLines/>
-        <w:keepNext/>
+        <w:spacing w:after="25" w:line="245" w:lineRule="auto"/>
+        <w:ind w:left="230" w:hanging="187"/>
       </w:pPr>
       <w:r>
         <w:rPr>
-          <w:rFonts w:ascii="Arimo" w:hAnsi="Arimo"/>
+          <w:rFonts w:ascii="Liberation Sans" w:hAnsi="Liberation Sans" w:eastAsia="Liberation Sans" w:cs="Liberation Sans"/>
           <w:b/>
-          <w:color w:val="242424"/>
-          <w:sz w:val="19"/>
+          <w:color w:val="2B2B2B"/>
+          <w:sz w:val="16"/>
         </w:rPr>
-        <w:t>Rustici Software</w:t>
+        <w:t xml:space="preserve">• </w:t>
       </w:r>
       <w:r>
         <w:rPr>
-          <w:rFonts w:ascii="Arimo" w:hAnsi="Arimo"/>
-          <w:color w:val="646464"/>
+          <w:rFonts w:ascii="Liberation Sans" w:hAnsi="Liberation Sans" w:eastAsia="Liberation Sans" w:cs="Liberation Sans"/>
+          <w:b w:val="0"/>
+          <w:color w:val="2B2B2B"/>
           <w:sz w:val="16"/>
         </w:rPr>
-        <w:t xml:space="preserve">  |  Nashville, TN</w:t>
+        <w:t xml:space="preserve">Improved deployment automation across </w:t>
+      </w:r>
+      <w:r>
+        <w:rPr>
+          <w:rFonts w:ascii="Liberation Sans" w:hAnsi="Liberation Sans" w:eastAsia="Liberation Sans" w:cs="Liberation Sans"/>
+          <w:b/>
+          <w:color w:val="2B2B2B"/>
+          <w:sz w:val="16"/>
+        </w:rPr>
+        <w:t>AWS, Azure and GCP</w:t>
+      </w:r>
+      <w:r>
+        <w:rPr>
+          <w:rFonts w:ascii="Liberation Sans" w:hAnsi="Liberation Sans" w:eastAsia="Liberation Sans" w:cs="Liberation Sans"/>
+          <w:b w:val="0"/>
+          <w:color w:val="2B2B2B"/>
+          <w:sz w:val="16"/>
+        </w:rPr>
+        <w:t xml:space="preserve"> with immutable artifacts, environment policy checks, progressive rollout, and automated rollback, reducing median change lead time by </w:t>
+      </w:r>
+      <w:r>
+        <w:rPr>
+          <w:rFonts w:ascii="Liberation Sans" w:hAnsi="Liberation Sans" w:eastAsia="Liberation Sans" w:cs="Liberation Sans"/>
+          <w:b/>
+          <w:color w:val="2B2B2B"/>
+          <w:sz w:val="16"/>
+        </w:rPr>
+        <w:t>40%</w:t>
+      </w:r>
+      <w:r>
+        <w:rPr>
+          <w:rFonts w:ascii="Liberation Sans" w:hAnsi="Liberation Sans" w:eastAsia="Liberation Sans" w:cs="Liberation Sans"/>
+          <w:b w:val="0"/>
+          <w:color w:val="2B2B2B"/>
+          <w:sz w:val="16"/>
+        </w:rPr>
+        <w:t>.</w:t>
       </w:r>
     </w:p>
     <w:p>
       <w:pPr>
-        <w:spacing w:after="20"/>
         <w:keepLines/>
-        <w:keepNext/>
+        <w:spacing w:after="25" w:line="245" w:lineRule="auto"/>
+        <w:ind w:left="230" w:hanging="187"/>
       </w:pPr>
       <w:r>
         <w:rPr>
-          <w:rFonts w:ascii="Arimo" w:hAnsi="Arimo"/>
+          <w:rFonts w:ascii="Liberation Sans" w:hAnsi="Liberation Sans" w:eastAsia="Liberation Sans" w:cs="Liberation Sans"/>
           <w:b/>
-          <w:color w:val="2D2D2D"/>
-          <w:sz w:val="17"/>
+          <w:color w:val="2B2B2B"/>
+          <w:sz w:val="16"/>
         </w:rPr>
-        <w:t>Software Engineer</w:t>
+        <w:t xml:space="preserve">• </w:t>
       </w:r>
       <w:r>
         <w:rPr>
-          <w:rFonts w:ascii="Arimo" w:hAnsi="Arimo"/>
-          <w:color w:val="5F5F5F"/>
+          <w:rFonts w:ascii="Liberation Sans" w:hAnsi="Liberation Sans" w:eastAsia="Liberation Sans" w:cs="Liberation Sans"/>
+          <w:b w:val="0"/>
+          <w:color w:val="2B2B2B"/>
           <w:sz w:val="16"/>
         </w:rPr>
-        <w:t xml:space="preserve">  |  February 2016 - March 2018</w:t>
+        <w:t>Diagnosed high-severity production issues involving malformed scan payloads, cross-service timeouts, duplicate events, authorization edge cases, and noisy alerts, then converted findings into durable platform fixes and runbooks.</w:t>
       </w:r>
     </w:p>
     <w:p>
       <w:pPr>
-        <w:spacing w:after="14" w:line="230" w:lineRule="auto"/>
-        <w:ind w:left="115" w:hanging="115"/>
         <w:keepLines/>
+        <w:spacing w:after="25" w:line="245" w:lineRule="auto"/>
+        <w:ind w:left="230" w:hanging="187"/>
       </w:pPr>
       <w:r>
         <w:rPr>
-          <w:rFonts w:ascii="Arimo" w:hAnsi="Arimo" w:eastAsia="Arimo"/>
-          <w:b w:val="0"/>
-          <w:color w:val="2C2C2C"/>
+          <w:rFonts w:ascii="Liberation Sans" w:hAnsi="Liberation Sans" w:eastAsia="Liberation Sans" w:cs="Liberation Sans"/>
+          <w:b/>
+          <w:color w:val="2B2B2B"/>
           <w:sz w:val="16"/>
         </w:rPr>
-        <w:t>• Maintained deployment and hosting automation for learning-technology services, balancing customer-hosted requirements, browser compatibility, and reliable content-launch operations.</w:t>
+        <w:t xml:space="preserve">• </w:t>
+      </w:r>
+      <w:r>
+        <w:rPr>
+          <w:rFonts w:ascii="Liberation Sans" w:hAnsi="Liberation Sans" w:eastAsia="Liberation Sans" w:cs="Liberation Sans"/>
+          <w:b w:val="0"/>
+          <w:color w:val="2B2B2B"/>
+          <w:sz w:val="16"/>
+        </w:rPr>
+        <w:t>Mentored senior and mid-level engineers, facilitated design reviews, and aligned product, security, support, and data teams on technical tradeoffs, service ownership, operational readiness, and measurable delivery outcomes.</w:t>
       </w:r>
     </w:p>
     <w:p>
       <w:pPr>
-        <w:spacing w:after="14" w:line="230" w:lineRule="auto"/>
-        <w:ind w:left="115" w:hanging="115"/>
-        <w:keepLines/>
+        <w:keepNext/>
+        <w:spacing w:before="50" w:after="10"/>
       </w:pPr>
       <w:r>
         <w:rPr>
-          <w:rFonts w:ascii="Arimo" w:hAnsi="Arimo" w:eastAsia="Arimo"/>
+          <w:rFonts w:ascii="Liberation Sans" w:hAnsi="Liberation Sans" w:eastAsia="Liberation Sans" w:cs="Liberation Sans"/>
           <w:b w:val="0"/>
-          <w:color w:val="2C2C2C"/>
-          <w:sz w:val="16"/>
+          <w:color w:val="676767"/>
+          <w:sz w:val="18"/>
         </w:rPr>
-        <w:t>• Improved release scripts, configuration handling, database migration checks, and environment documentation for period-appropriate Linux and cloud-hosted workloads.</w:t>
+        <w:t>Asurion | May 2018 - Jun 2021 | Nashville, TN</w:t>
       </w:r>
     </w:p>
     <w:p>
       <w:pPr>
-        <w:spacing w:after="14" w:line="230" w:lineRule="auto"/>
-        <w:ind w:left="115" w:hanging="115"/>
-        <w:keepLines/>
+        <w:keepNext/>
+        <w:spacing w:after="32"/>
       </w:pPr>
       <w:r>
         <w:rPr>
-          <w:rFonts w:ascii="Arimo" w:hAnsi="Arimo" w:eastAsia="Arimo"/>
-          <w:b w:val="0"/>
-          <w:color w:val="2C2C2C"/>
-          <w:sz w:val="16"/>
+          <w:rFonts w:ascii="Liberation Sans" w:hAnsi="Liberation Sans" w:eastAsia="Liberation Sans" w:cs="Liberation Sans"/>
+          <w:b/>
+          <w:color w:val="2B2B2B"/>
+          <w:sz w:val="19"/>
         </w:rPr>
-        <w:t>• Investigated production issues involving web-server limits, expired certificates, file permissions, slow database queries, and customer-specific network constraints.</w:t>
+        <w:t>Senior Software Engineer</w:t>
       </w:r>
     </w:p>
     <w:p>
       <w:pPr>
-        <w:spacing w:after="14" w:line="230" w:lineRule="auto"/>
-        <w:ind w:left="115" w:hanging="115"/>
         <w:keepLines/>
+        <w:spacing w:after="25" w:line="245" w:lineRule="auto"/>
+        <w:ind w:left="230" w:hanging="187"/>
       </w:pPr>
       <w:r>
         <w:rPr>
-          <w:rFonts w:ascii="Arimo" w:hAnsi="Arimo" w:eastAsia="Arimo"/>
-          <w:b w:val="0"/>
-          <w:color w:val="2C2C2C"/>
+          <w:rFonts w:ascii="Liberation Sans" w:hAnsi="Liberation Sans" w:eastAsia="Liberation Sans" w:cs="Liberation Sans"/>
+          <w:b/>
+          <w:color w:val="2B2B2B"/>
           <w:sz w:val="16"/>
         </w:rPr>
-        <w:t>• Added health checks, backup procedures, centralized logs, and basic performance monitoring to make support investigations faster and more repeatable.</w:t>
+        <w:t xml:space="preserve">• </w:t>
+      </w:r>
+      <w:r>
+        <w:rPr>
+          <w:rFonts w:ascii="Liberation Sans" w:hAnsi="Liberation Sans" w:eastAsia="Liberation Sans" w:cs="Liberation Sans"/>
+          <w:b w:val="0"/>
+          <w:color w:val="2B2B2B"/>
+          <w:sz w:val="16"/>
+        </w:rPr>
+        <w:t xml:space="preserve">Developed and evolved </w:t>
+      </w:r>
+      <w:r>
+        <w:rPr>
+          <w:rFonts w:ascii="Liberation Sans" w:hAnsi="Liberation Sans" w:eastAsia="Liberation Sans" w:cs="Liberation Sans"/>
+          <w:b/>
+          <w:color w:val="2B2B2B"/>
+          <w:sz w:val="16"/>
+        </w:rPr>
+        <w:t>customer-facing claims and diagnostics services with seasonal traffic and strict recovery objectives</w:t>
+      </w:r>
+      <w:r>
+        <w:rPr>
+          <w:rFonts w:ascii="Liberation Sans" w:hAnsi="Liberation Sans" w:eastAsia="Liberation Sans" w:cs="Liberation Sans"/>
+          <w:b w:val="0"/>
+          <w:color w:val="2B2B2B"/>
+          <w:sz w:val="16"/>
+        </w:rPr>
+        <w:t xml:space="preserve"> with </w:t>
+      </w:r>
+      <w:r>
+        <w:rPr>
+          <w:rFonts w:ascii="Liberation Sans" w:hAnsi="Liberation Sans" w:eastAsia="Liberation Sans" w:cs="Liberation Sans"/>
+          <w:b/>
+          <w:color w:val="2B2B2B"/>
+          <w:sz w:val="16"/>
+        </w:rPr>
+        <w:t>Kubernetes 1.12-1.21, Terraform 0.11-0.14, Jenkins and managed cloud services</w:t>
+      </w:r>
+      <w:r>
+        <w:rPr>
+          <w:rFonts w:ascii="Liberation Sans" w:hAnsi="Liberation Sans" w:eastAsia="Liberation Sans" w:cs="Liberation Sans"/>
+          <w:b w:val="0"/>
+          <w:color w:val="2B2B2B"/>
+          <w:sz w:val="16"/>
+        </w:rPr>
+        <w:t>, designing clear service boundaries and reusable components for customer journeys that had to remain responsive during seasonal and partner-driven traffic spikes.</w:t>
       </w:r>
     </w:p>
     <w:p>
       <w:pPr>
-        <w:spacing w:after="14" w:line="230" w:lineRule="auto"/>
-        <w:ind w:left="115" w:hanging="115"/>
         <w:keepLines/>
+        <w:spacing w:after="25" w:line="245" w:lineRule="auto"/>
+        <w:ind w:left="230" w:hanging="187"/>
       </w:pPr>
       <w:r>
         <w:rPr>
-          <w:rFonts w:ascii="Arimo" w:hAnsi="Arimo" w:eastAsia="Arimo"/>
-          <w:b w:val="0"/>
-          <w:color w:val="2C2C2C"/>
+          <w:rFonts w:ascii="Liberation Sans" w:hAnsi="Liberation Sans" w:eastAsia="Liberation Sans" w:cs="Liberation Sans"/>
+          <w:b/>
+          <w:color w:val="2B2B2B"/>
           <w:sz w:val="16"/>
         </w:rPr>
-        <w:t>• Worked with developers to reproduce deployment defects, validate fixes, and improve operational behavior of course launch, reporting, and standards-processing components.</w:t>
+        <w:t xml:space="preserve">• </w:t>
+      </w:r>
+      <w:r>
+        <w:rPr>
+          <w:rFonts w:ascii="Liberation Sans" w:hAnsi="Liberation Sans" w:eastAsia="Liberation Sans" w:cs="Liberation Sans"/>
+          <w:b w:val="0"/>
+          <w:color w:val="2B2B2B"/>
+          <w:sz w:val="16"/>
+        </w:rPr>
+        <w:t xml:space="preserve">Reworked synchronous claim and diagnostic paths into asynchronous, retry-safe workflows with caching and database indexing, reducing average transaction processing time by </w:t>
+      </w:r>
+      <w:r>
+        <w:rPr>
+          <w:rFonts w:ascii="Liberation Sans" w:hAnsi="Liberation Sans" w:eastAsia="Liberation Sans" w:cs="Liberation Sans"/>
+          <w:b/>
+          <w:color w:val="2B2B2B"/>
+          <w:sz w:val="16"/>
+        </w:rPr>
+        <w:t>27%</w:t>
+      </w:r>
+      <w:r>
+        <w:rPr>
+          <w:rFonts w:ascii="Liberation Sans" w:hAnsi="Liberation Sans" w:eastAsia="Liberation Sans" w:cs="Liberation Sans"/>
+          <w:b w:val="0"/>
+          <w:color w:val="2B2B2B"/>
+          <w:sz w:val="16"/>
+        </w:rPr>
+        <w:t xml:space="preserve"> and improving peak-load stability.</w:t>
       </w:r>
     </w:p>
     <w:p>
       <w:pPr>
-        <w:spacing w:after="14" w:line="230" w:lineRule="auto"/>
-        <w:ind w:left="115" w:hanging="115"/>
         <w:keepLines/>
+        <w:spacing w:after="25" w:line="245" w:lineRule="auto"/>
+        <w:ind w:left="230" w:hanging="187"/>
       </w:pPr>
       <w:r>
         <w:rPr>
-          <w:rFonts w:ascii="Arimo" w:hAnsi="Arimo" w:eastAsia="Arimo"/>
-          <w:b w:val="0"/>
-          <w:color w:val="2C2C2C"/>
+          <w:rFonts w:ascii="Liberation Sans" w:hAnsi="Liberation Sans" w:eastAsia="Liberation Sans" w:cs="Liberation Sans"/>
+          <w:b/>
+          <w:color w:val="2B2B2B"/>
           <w:sz w:val="16"/>
         </w:rPr>
-        <w:t>• Documented installation, upgrade, rollback, and troubleshooting procedures for internal teams and customers managing different infrastructure configurations.</w:t>
+        <w:t xml:space="preserve">• </w:t>
+      </w:r>
+      <w:r>
+        <w:rPr>
+          <w:rFonts w:ascii="Liberation Sans" w:hAnsi="Liberation Sans" w:eastAsia="Liberation Sans" w:cs="Liberation Sans"/>
+          <w:b w:val="0"/>
+          <w:color w:val="2B2B2B"/>
+          <w:sz w:val="16"/>
+        </w:rPr>
+        <w:t>Resolved recurring production failures caused by duplicate callbacks, partial partner responses, stale device state, slow queries, and inconsistent error mapping, adding idempotency, reconciliation jobs, and clearer operational telemetry.</w:t>
       </w:r>
     </w:p>
     <w:p>
       <w:pPr>
-        <w:spacing w:before="80" w:after="0"/>
         <w:keepLines/>
-        <w:keepNext/>
+        <w:spacing w:after="25" w:line="245" w:lineRule="auto"/>
+        <w:ind w:left="230" w:hanging="187"/>
       </w:pPr>
       <w:r>
         <w:rPr>
-          <w:rFonts w:ascii="Arimo" w:hAnsi="Arimo"/>
+          <w:rFonts w:ascii="Liberation Sans" w:hAnsi="Liberation Sans" w:eastAsia="Liberation Sans" w:cs="Liberation Sans"/>
           <w:b/>
-          <w:color w:val="242424"/>
-          <w:sz w:val="19"/>
+          <w:color w:val="2B2B2B"/>
+          <w:sz w:val="16"/>
         </w:rPr>
-        <w:t>Mediacube</w:t>
+        <w:t xml:space="preserve">• </w:t>
       </w:r>
       <w:r>
         <w:rPr>
-          <w:rFonts w:ascii="Arimo" w:hAnsi="Arimo"/>
-          <w:color w:val="646464"/>
+          <w:rFonts w:ascii="Liberation Sans" w:hAnsi="Liberation Sans" w:eastAsia="Liberation Sans" w:cs="Liberation Sans"/>
+          <w:b w:val="0"/>
+          <w:color w:val="2B2B2B"/>
           <w:sz w:val="16"/>
         </w:rPr>
-        <w:t xml:space="preserve">  |  Knoxville, TN</w:t>
+        <w:t>Introduced API versioning, schema validation, OAuth-based authorization, secure secret handling, and contract tests for internal and partner integrations, reducing integration regressions and support escalation volume.</w:t>
       </w:r>
     </w:p>
     <w:p>
       <w:pPr>
-        <w:spacing w:after="20"/>
         <w:keepLines/>
-        <w:keepNext/>
+        <w:spacing w:after="25" w:line="245" w:lineRule="auto"/>
+        <w:ind w:left="230" w:hanging="187"/>
       </w:pPr>
       <w:r>
         <w:rPr>
-          <w:rFonts w:ascii="Arimo" w:hAnsi="Arimo"/>
+          <w:rFonts w:ascii="Liberation Sans" w:hAnsi="Liberation Sans" w:eastAsia="Liberation Sans" w:cs="Liberation Sans"/>
           <w:b/>
-          <w:color w:val="2D2D2D"/>
-          <w:sz w:val="17"/>
+          <w:color w:val="2B2B2B"/>
+          <w:sz w:val="16"/>
         </w:rPr>
-        <w:t>Junior Software Engineer</w:t>
+        <w:t xml:space="preserve">• </w:t>
       </w:r>
       <w:r>
         <w:rPr>
-          <w:rFonts w:ascii="Arimo" w:hAnsi="Arimo"/>
-          <w:color w:val="5F5F5F"/>
+          <w:rFonts w:ascii="Liberation Sans" w:hAnsi="Liberation Sans" w:eastAsia="Liberation Sans" w:cs="Liberation Sans"/>
+          <w:b w:val="0"/>
+          <w:color w:val="2B2B2B"/>
           <w:sz w:val="16"/>
         </w:rPr>
-        <w:t xml:space="preserve">  |  June 2015 - January 2016</w:t>
+        <w:t xml:space="preserve">Expanded automated test coverage across unit, integration, browser or device, and performance scenarios, using CI quality gates and representative test data to reduce customer-reported software defects by </w:t>
+      </w:r>
+      <w:r>
+        <w:rPr>
+          <w:rFonts w:ascii="Liberation Sans" w:hAnsi="Liberation Sans" w:eastAsia="Liberation Sans" w:cs="Liberation Sans"/>
+          <w:b/>
+          <w:color w:val="2B2B2B"/>
+          <w:sz w:val="16"/>
+        </w:rPr>
+        <w:t>22%</w:t>
+      </w:r>
+      <w:r>
+        <w:rPr>
+          <w:rFonts w:ascii="Liberation Sans" w:hAnsi="Liberation Sans" w:eastAsia="Liberation Sans" w:cs="Liberation Sans"/>
+          <w:b w:val="0"/>
+          <w:color w:val="2B2B2B"/>
+          <w:sz w:val="16"/>
+        </w:rPr>
+        <w:t>.</w:t>
       </w:r>
     </w:p>
     <w:p>
       <w:pPr>
-        <w:spacing w:after="14" w:line="230" w:lineRule="auto"/>
-        <w:ind w:left="115" w:hanging="115"/>
         <w:keepLines/>
+        <w:spacing w:after="25" w:line="245" w:lineRule="auto"/>
+        <w:ind w:left="230" w:hanging="187"/>
       </w:pPr>
       <w:r>
         <w:rPr>
-          <w:rFonts w:ascii="Arimo" w:hAnsi="Arimo" w:eastAsia="Arimo"/>
-          <w:b w:val="0"/>
-          <w:color w:val="2C2C2C"/>
+          <w:rFonts w:ascii="Liberation Sans" w:hAnsi="Liberation Sans" w:eastAsia="Liberation Sans" w:cs="Liberation Sans"/>
+          <w:b/>
+          <w:color w:val="2B2B2B"/>
           <w:sz w:val="16"/>
         </w:rPr>
-        <w:t>• Assisted with Linux-based deployment, database maintenance, log review, and release verification for digital-media reporting and administration applications.</w:t>
+        <w:t xml:space="preserve">• </w:t>
+      </w:r>
+      <w:r>
+        <w:rPr>
+          <w:rFonts w:ascii="Liberation Sans" w:hAnsi="Liberation Sans" w:eastAsia="Liberation Sans" w:cs="Liberation Sans"/>
+          <w:b w:val="0"/>
+          <w:color w:val="2B2B2B"/>
+          <w:sz w:val="16"/>
+        </w:rPr>
+        <w:t>Supported legacy framework and runtime upgrades through dependency audits, compatibility layers, canary releases, and rollback plans, enabling modernization without interrupting claims, diagnostics, or fulfillment operations.</w:t>
       </w:r>
     </w:p>
     <w:p>
       <w:pPr>
-        <w:spacing w:after="14" w:line="230" w:lineRule="auto"/>
-        <w:ind w:left="115" w:hanging="115"/>
         <w:keepLines/>
+        <w:spacing w:after="25" w:line="245" w:lineRule="auto"/>
+        <w:ind w:left="230" w:hanging="187"/>
       </w:pPr>
       <w:r>
         <w:rPr>
-          <w:rFonts w:ascii="Arimo" w:hAnsi="Arimo" w:eastAsia="Arimo"/>
-          <w:b w:val="0"/>
-          <w:color w:val="2C2C2C"/>
+          <w:rFonts w:ascii="Liberation Sans" w:hAnsi="Liberation Sans" w:eastAsia="Liberation Sans" w:cs="Liberation Sans"/>
+          <w:b/>
+          <w:color w:val="2B2B2B"/>
           <w:sz w:val="16"/>
         </w:rPr>
-        <w:t>• Automated small operational tasks for file processing, scheduled reports, environment setup, and backup checks using period-appropriate scripting tools.</w:t>
+        <w:t xml:space="preserve">• </w:t>
+      </w:r>
+      <w:r>
+        <w:rPr>
+          <w:rFonts w:ascii="Liberation Sans" w:hAnsi="Liberation Sans" w:eastAsia="Liberation Sans" w:cs="Liberation Sans"/>
+          <w:b w:val="0"/>
+          <w:color w:val="2B2B2B"/>
+          <w:sz w:val="16"/>
+        </w:rPr>
+        <w:t>Collaborated with product, UX, operations, and partner teams in Agile delivery, reviewed designs and pull requests, coached engineers, and translated customer-impacting incidents into prioritized reliability improvements.</w:t>
       </w:r>
     </w:p>
     <w:p>
       <w:pPr>
-        <w:spacing w:after="14" w:line="230" w:lineRule="auto"/>
-        <w:ind w:left="115" w:hanging="115"/>
-        <w:keepLines/>
+        <w:keepNext/>
+        <w:spacing w:before="50" w:after="10"/>
       </w:pPr>
       <w:r>
         <w:rPr>
-          <w:rFonts w:ascii="Arimo" w:hAnsi="Arimo" w:eastAsia="Arimo"/>
+          <w:rFonts w:ascii="Liberation Sans" w:hAnsi="Liberation Sans" w:eastAsia="Liberation Sans" w:cs="Liberation Sans"/>
           <w:b w:val="0"/>
-          <w:color w:val="2C2C2C"/>
-          <w:sz w:val="16"/>
+          <w:color w:val="676767"/>
+          <w:sz w:val="18"/>
         </w:rPr>
-        <w:t>• Diagnosed common production defects such as failed jobs, disk-space pressure, permission errors, stale caches, and incorrect environment configuration.</w:t>
+        <w:t>Rustici Software | Feb 2016 - Mar 2018 | Nashville, TN</w:t>
       </w:r>
     </w:p>
     <w:p>
       <w:pPr>
-        <w:spacing w:after="14" w:line="230" w:lineRule="auto"/>
-        <w:ind w:left="115" w:hanging="115"/>
-        <w:keepLines/>
+        <w:keepNext/>
+        <w:spacing w:after="32"/>
       </w:pPr>
       <w:r>
         <w:rPr>
-          <w:rFonts w:ascii="Arimo" w:hAnsi="Arimo" w:eastAsia="Arimo"/>
-          <w:b w:val="0"/>
-          <w:color w:val="2C2C2C"/>
-          <w:sz w:val="16"/>
+          <w:rFonts w:ascii="Liberation Sans" w:hAnsi="Liberation Sans" w:eastAsia="Liberation Sans" w:cs="Liberation Sans"/>
+          <w:b/>
+          <w:color w:val="2B2B2B"/>
+          <w:sz w:val="19"/>
         </w:rPr>
-        <w:t>• Supported safe database changes and application releases through checklists, smoke testing, and documented rollback steps during scheduled maintenance windows.</w:t>
+        <w:t>Software Engineer</w:t>
       </w:r>
     </w:p>
     <w:p>
       <w:pPr>
-        <w:spacing w:after="14" w:line="230" w:lineRule="auto"/>
-        <w:ind w:left="115" w:hanging="115"/>
         <w:keepLines/>
+        <w:spacing w:after="25" w:line="245" w:lineRule="auto"/>
+        <w:ind w:left="230" w:hanging="187"/>
       </w:pPr>
       <w:r>
         <w:rPr>
-          <w:rFonts w:ascii="Arimo" w:hAnsi="Arimo" w:eastAsia="Arimo"/>
-          <w:b w:val="0"/>
-          <w:color w:val="2C2C2C"/>
+          <w:rFonts w:ascii="Liberation Sans" w:hAnsi="Liberation Sans" w:eastAsia="Liberation Sans" w:cs="Liberation Sans"/>
+          <w:b/>
+          <w:color w:val="2B2B2B"/>
           <w:sz w:val="16"/>
         </w:rPr>
-        <w:t>• Collaborated with senior engineers to improve monitoring, issue reproduction, and operational documentation for customer-facing media workflows.</w:t>
+        <w:t xml:space="preserve">• </w:t>
+      </w:r>
+      <w:r>
+        <w:rPr>
+          <w:rFonts w:ascii="Liberation Sans" w:hAnsi="Liberation Sans" w:eastAsia="Liberation Sans" w:cs="Liberation Sans"/>
+          <w:b w:val="0"/>
+          <w:color w:val="2B2B2B"/>
+          <w:sz w:val="16"/>
+        </w:rPr>
+        <w:t xml:space="preserve">Built and maintained </w:t>
+      </w:r>
+      <w:r>
+        <w:rPr>
+          <w:rFonts w:ascii="Liberation Sans" w:hAnsi="Liberation Sans" w:eastAsia="Liberation Sans" w:cs="Liberation Sans"/>
+          <w:b/>
+          <w:color w:val="2B2B2B"/>
+          <w:sz w:val="16"/>
+        </w:rPr>
+        <w:t>interoperability services requiring dependable content launch, progress capture and customer integrations</w:t>
+      </w:r>
+      <w:r>
+        <w:rPr>
+          <w:rFonts w:ascii="Liberation Sans" w:hAnsi="Liberation Sans" w:eastAsia="Liberation Sans" w:cs="Liberation Sans"/>
+          <w:b w:val="0"/>
+          <w:color w:val="2B2B2B"/>
+          <w:sz w:val="16"/>
+        </w:rPr>
+        <w:t xml:space="preserve"> using </w:t>
+      </w:r>
+      <w:r>
+        <w:rPr>
+          <w:rFonts w:ascii="Liberation Sans" w:hAnsi="Liberation Sans" w:eastAsia="Liberation Sans" w:cs="Liberation Sans"/>
+          <w:b/>
+          <w:color w:val="2B2B2B"/>
+          <w:sz w:val="16"/>
+        </w:rPr>
+        <w:t>Docker 1.10-17.x, Jenkins 2, Ansible 2 and early Kubernetes adoption</w:t>
+      </w:r>
+      <w:r>
+        <w:rPr>
+          <w:rFonts w:ascii="Liberation Sans" w:hAnsi="Liberation Sans" w:eastAsia="Liberation Sans" w:cs="Liberation Sans"/>
+          <w:b w:val="0"/>
+          <w:color w:val="2B2B2B"/>
+          <w:sz w:val="16"/>
+        </w:rPr>
+        <w:t>, translating SCORM, xAPI, cmi5, and LMS interoperability requirements into maintainable application modules and testable integration contracts.</w:t>
       </w:r>
     </w:p>
     <w:p>
       <w:pPr>
-        <w:spacing w:before="100" w:after="40"/>
-        <w:pBdr>
-          <w:bottom w:val="single" w:sz="6" w:space="4" w:color="666666"/>
-        </w:pBdr>
         <w:keepLines/>
-        <w:keepNext/>
+        <w:spacing w:after="25" w:line="245" w:lineRule="auto"/>
+        <w:ind w:left="230" w:hanging="187"/>
       </w:pPr>
       <w:r>
         <w:rPr>
-          <w:rFonts w:ascii="Arimo" w:hAnsi="Arimo" w:eastAsia="Arimo"/>
+          <w:rFonts w:ascii="Liberation Sans" w:hAnsi="Liberation Sans" w:eastAsia="Liberation Sans" w:cs="Liberation Sans"/>
           <w:b/>
-          <w:color w:val="282828"/>
-          <w:sz w:val="25"/>
+          <w:color w:val="2B2B2B"/>
+          <w:sz w:val="16"/>
+        </w:rPr>
+        <w:t xml:space="preserve">• </w:t>
+      </w:r>
+      <w:r>
+        <w:rPr>
+          <w:rFonts w:ascii="Liberation Sans" w:hAnsi="Liberation Sans" w:eastAsia="Liberation Sans" w:cs="Liberation Sans"/>
+          <w:b w:val="0"/>
+          <w:color w:val="2B2B2B"/>
+          <w:sz w:val="16"/>
+        </w:rPr>
+        <w:t>Diagnosed content-launch failures involving malformed manifests, browser security restrictions, session expiration, inconsistent completion state, and vendor-specific payloads, adding validation, compatibility handling, and clearer diagnostics.</w:t>
+      </w:r>
+    </w:p>
+    <w:p>
+      <w:pPr>
+        <w:keepLines/>
+        <w:spacing w:after="25" w:line="245" w:lineRule="auto"/>
+        <w:ind w:left="230" w:hanging="187"/>
+      </w:pPr>
+      <w:r>
+        <w:rPr>
+          <w:rFonts w:ascii="Liberation Sans" w:hAnsi="Liberation Sans" w:eastAsia="Liberation Sans" w:cs="Liberation Sans"/>
+          <w:b/>
+          <w:color w:val="2B2B2B"/>
+          <w:sz w:val="16"/>
+        </w:rPr>
+        <w:t xml:space="preserve">• </w:t>
+      </w:r>
+      <w:r>
+        <w:rPr>
+          <w:rFonts w:ascii="Liberation Sans" w:hAnsi="Liberation Sans" w:eastAsia="Liberation Sans" w:cs="Liberation Sans"/>
+          <w:b w:val="0"/>
+          <w:color w:val="2B2B2B"/>
+          <w:sz w:val="16"/>
+        </w:rPr>
+        <w:t>Improved reporting and content-processing performance through query tuning, batch pagination, background workers, cache controls, and selective denormalization while preserving standards compliance and customer data integrity.</w:t>
+      </w:r>
+    </w:p>
+    <w:p>
+      <w:pPr>
+        <w:keepLines/>
+        <w:spacing w:after="25" w:line="245" w:lineRule="auto"/>
+        <w:ind w:left="230" w:hanging="187"/>
+      </w:pPr>
+      <w:r>
+        <w:rPr>
+          <w:rFonts w:ascii="Liberation Sans" w:hAnsi="Liberation Sans" w:eastAsia="Liberation Sans" w:cs="Liberation Sans"/>
+          <w:b/>
+          <w:color w:val="2B2B2B"/>
+          <w:sz w:val="16"/>
+        </w:rPr>
+        <w:t xml:space="preserve">• </w:t>
+      </w:r>
+      <w:r>
+        <w:rPr>
+          <w:rFonts w:ascii="Liberation Sans" w:hAnsi="Liberation Sans" w:eastAsia="Liberation Sans" w:cs="Liberation Sans"/>
+          <w:b w:val="0"/>
+          <w:color w:val="2B2B2B"/>
+          <w:sz w:val="16"/>
+        </w:rPr>
+        <w:t>Modernized legacy modules incrementally with automated regression tests, dependency updates, API adapters, and documented migration paths, avoiding broad rewrites that would have increased customer integration risk.</w:t>
+      </w:r>
+    </w:p>
+    <w:p>
+      <w:pPr>
+        <w:keepLines/>
+        <w:spacing w:after="25" w:line="245" w:lineRule="auto"/>
+        <w:ind w:left="230" w:hanging="187"/>
+      </w:pPr>
+      <w:r>
+        <w:rPr>
+          <w:rFonts w:ascii="Liberation Sans" w:hAnsi="Liberation Sans" w:eastAsia="Liberation Sans" w:cs="Liberation Sans"/>
+          <w:b/>
+          <w:color w:val="2B2B2B"/>
+          <w:sz w:val="16"/>
+        </w:rPr>
+        <w:t xml:space="preserve">• </w:t>
+      </w:r>
+      <w:r>
+        <w:rPr>
+          <w:rFonts w:ascii="Liberation Sans" w:hAnsi="Liberation Sans" w:eastAsia="Liberation Sans" w:cs="Liberation Sans"/>
+          <w:b w:val="0"/>
+          <w:color w:val="2B2B2B"/>
+          <w:sz w:val="16"/>
+        </w:rPr>
+        <w:t>Implemented REST integrations, webhooks, message-based processing, authentication controls, and structured logging for customer-hosted and SaaS deployments, improving supportability across varied enterprise environments.</w:t>
+      </w:r>
+    </w:p>
+    <w:p>
+      <w:pPr>
+        <w:keepLines/>
+        <w:spacing w:after="25" w:line="245" w:lineRule="auto"/>
+        <w:ind w:left="230" w:hanging="187"/>
+      </w:pPr>
+      <w:r>
+        <w:rPr>
+          <w:rFonts w:ascii="Liberation Sans" w:hAnsi="Liberation Sans" w:eastAsia="Liberation Sans" w:cs="Liberation Sans"/>
+          <w:b/>
+          <w:color w:val="2B2B2B"/>
+          <w:sz w:val="16"/>
+        </w:rPr>
+        <w:t xml:space="preserve">• </w:t>
+      </w:r>
+      <w:r>
+        <w:rPr>
+          <w:rFonts w:ascii="Liberation Sans" w:hAnsi="Liberation Sans" w:eastAsia="Liberation Sans" w:cs="Liberation Sans"/>
+          <w:b w:val="0"/>
+          <w:color w:val="2B2B2B"/>
+          <w:sz w:val="16"/>
+        </w:rPr>
+        <w:t>Worked closely with product specialists, support engineers, and customer developers to reproduce difficult interoperability defects, review code, document behavior, and deliver fixes with clear upgrade guidance.</w:t>
+      </w:r>
+    </w:p>
+    <w:p>
+      <w:pPr>
+        <w:keepNext/>
+        <w:spacing w:before="50" w:after="10"/>
+      </w:pPr>
+      <w:r>
+        <w:rPr>
+          <w:rFonts w:ascii="Liberation Sans" w:hAnsi="Liberation Sans" w:eastAsia="Liberation Sans" w:cs="Liberation Sans"/>
+          <w:b w:val="0"/>
+          <w:color w:val="676767"/>
+          <w:sz w:val="18"/>
+        </w:rPr>
+        <w:t>Mediacube | Jun 2015 - Jan 2016 | Knoxville, TN</w:t>
+      </w:r>
+    </w:p>
+    <w:p>
+      <w:pPr>
+        <w:keepNext/>
+        <w:spacing w:after="32"/>
+      </w:pPr>
+      <w:r>
+        <w:rPr>
+          <w:rFonts w:ascii="Liberation Sans" w:hAnsi="Liberation Sans" w:eastAsia="Liberation Sans" w:cs="Liberation Sans"/>
+          <w:b/>
+          <w:color w:val="2B2B2B"/>
+          <w:sz w:val="19"/>
+        </w:rPr>
+        <w:t>Junior Software Engineer</w:t>
+      </w:r>
+    </w:p>
+    <w:p>
+      <w:pPr>
+        <w:keepLines/>
+        <w:spacing w:after="25" w:line="245" w:lineRule="auto"/>
+        <w:ind w:left="230" w:hanging="187"/>
+      </w:pPr>
+      <w:r>
+        <w:rPr>
+          <w:rFonts w:ascii="Liberation Sans" w:hAnsi="Liberation Sans" w:eastAsia="Liberation Sans" w:cs="Liberation Sans"/>
+          <w:b/>
+          <w:color w:val="2B2B2B"/>
+          <w:sz w:val="16"/>
+        </w:rPr>
+        <w:t xml:space="preserve">• </w:t>
+      </w:r>
+      <w:r>
+        <w:rPr>
+          <w:rFonts w:ascii="Liberation Sans" w:hAnsi="Liberation Sans" w:eastAsia="Liberation Sans" w:cs="Liberation Sans"/>
+          <w:b w:val="0"/>
+          <w:color w:val="2B2B2B"/>
+          <w:sz w:val="16"/>
+        </w:rPr>
+        <w:t xml:space="preserve">Implemented features for </w:t>
+      </w:r>
+      <w:r>
+        <w:rPr>
+          <w:rFonts w:ascii="Liberation Sans" w:hAnsi="Liberation Sans" w:eastAsia="Liberation Sans" w:cs="Liberation Sans"/>
+          <w:b/>
+          <w:color w:val="2B2B2B"/>
+          <w:sz w:val="16"/>
+        </w:rPr>
+        <w:t>media-processing and reporting jobs requiring dependable scheduling and operational visibility</w:t>
+      </w:r>
+      <w:r>
+        <w:rPr>
+          <w:rFonts w:ascii="Liberation Sans" w:hAnsi="Liberation Sans" w:eastAsia="Liberation Sans" w:cs="Liberation Sans"/>
+          <w:b w:val="0"/>
+          <w:color w:val="2B2B2B"/>
+          <w:sz w:val="16"/>
+        </w:rPr>
+        <w:t xml:space="preserve"> using </w:t>
+      </w:r>
+      <w:r>
+        <w:rPr>
+          <w:rFonts w:ascii="Liberation Sans" w:hAnsi="Liberation Sans" w:eastAsia="Liberation Sans" w:cs="Liberation Sans"/>
+          <w:b/>
+          <w:color w:val="2B2B2B"/>
+          <w:sz w:val="16"/>
+        </w:rPr>
+        <w:t>Linux, Bash, Jenkins 1.x, configuration scripts and virtual-machine based deployments</w:t>
+      </w:r>
+      <w:r>
+        <w:rPr>
+          <w:rFonts w:ascii="Liberation Sans" w:hAnsi="Liberation Sans" w:eastAsia="Liberation Sans" w:cs="Liberation Sans"/>
+          <w:b w:val="0"/>
+          <w:color w:val="2B2B2B"/>
+          <w:sz w:val="16"/>
+        </w:rPr>
+        <w:t>, converting product requirements into maintainable application code, SQL changes, background jobs, and user-facing workflows under senior engineering guidance.</w:t>
+      </w:r>
+    </w:p>
+    <w:p>
+      <w:pPr>
+        <w:keepLines/>
+        <w:spacing w:after="25" w:line="245" w:lineRule="auto"/>
+        <w:ind w:left="230" w:hanging="187"/>
+      </w:pPr>
+      <w:r>
+        <w:rPr>
+          <w:rFonts w:ascii="Liberation Sans" w:hAnsi="Liberation Sans" w:eastAsia="Liberation Sans" w:cs="Liberation Sans"/>
+          <w:b/>
+          <w:color w:val="2B2B2B"/>
+          <w:sz w:val="16"/>
+        </w:rPr>
+        <w:t xml:space="preserve">• </w:t>
+      </w:r>
+      <w:r>
+        <w:rPr>
+          <w:rFonts w:ascii="Liberation Sans" w:hAnsi="Liberation Sans" w:eastAsia="Liberation Sans" w:cs="Liberation Sans"/>
+          <w:b w:val="0"/>
+          <w:color w:val="2B2B2B"/>
+          <w:sz w:val="16"/>
+        </w:rPr>
+        <w:t>Fixed defects involving duplicate campaign records, failed media uploads, incorrect time-zone calculations, inconsistent totals, and slow reporting queries, adding validation, indexes, transaction boundaries, and actionable logging.</w:t>
+      </w:r>
+    </w:p>
+    <w:p>
+      <w:pPr>
+        <w:keepLines/>
+        <w:spacing w:after="25" w:line="245" w:lineRule="auto"/>
+        <w:ind w:left="230" w:hanging="187"/>
+      </w:pPr>
+      <w:r>
+        <w:rPr>
+          <w:rFonts w:ascii="Liberation Sans" w:hAnsi="Liberation Sans" w:eastAsia="Liberation Sans" w:cs="Liberation Sans"/>
+          <w:b/>
+          <w:color w:val="2B2B2B"/>
+          <w:sz w:val="16"/>
+        </w:rPr>
+        <w:t xml:space="preserve">• </w:t>
+      </w:r>
+      <w:r>
+        <w:rPr>
+          <w:rFonts w:ascii="Liberation Sans" w:hAnsi="Liberation Sans" w:eastAsia="Liberation Sans" w:cs="Liberation Sans"/>
+          <w:b w:val="0"/>
+          <w:color w:val="2B2B2B"/>
+          <w:sz w:val="16"/>
+        </w:rPr>
+        <w:t>Created and consumed REST endpoints, integrated third-party media and reporting services, and added retry and error-handling behavior for unreliable external responses and scheduled processing jobs.</w:t>
+      </w:r>
+    </w:p>
+    <w:p>
+      <w:pPr>
+        <w:keepLines/>
+        <w:spacing w:after="25" w:line="245" w:lineRule="auto"/>
+        <w:ind w:left="230" w:hanging="187"/>
+      </w:pPr>
+      <w:r>
+        <w:rPr>
+          <w:rFonts w:ascii="Liberation Sans" w:hAnsi="Liberation Sans" w:eastAsia="Liberation Sans" w:cs="Liberation Sans"/>
+          <w:b/>
+          <w:color w:val="2B2B2B"/>
+          <w:sz w:val="16"/>
+        </w:rPr>
+        <w:t xml:space="preserve">• </w:t>
+      </w:r>
+      <w:r>
+        <w:rPr>
+          <w:rFonts w:ascii="Liberation Sans" w:hAnsi="Liberation Sans" w:eastAsia="Liberation Sans" w:cs="Liberation Sans"/>
+          <w:b w:val="0"/>
+          <w:color w:val="2B2B2B"/>
+          <w:sz w:val="16"/>
+        </w:rPr>
+        <w:t>Expanded unit and integration checks, participated in code reviews, documented deployment steps, and supported Linux-based production releases while learning disciplined debugging and change-management practices.</w:t>
+      </w:r>
+    </w:p>
+    <w:p>
+      <w:pPr>
+        <w:keepLines/>
+        <w:spacing w:after="25" w:line="245" w:lineRule="auto"/>
+        <w:ind w:left="230" w:hanging="187"/>
+      </w:pPr>
+      <w:r>
+        <w:rPr>
+          <w:rFonts w:ascii="Liberation Sans" w:hAnsi="Liberation Sans" w:eastAsia="Liberation Sans" w:cs="Liberation Sans"/>
+          <w:b/>
+          <w:color w:val="2B2B2B"/>
+          <w:sz w:val="16"/>
+        </w:rPr>
+        <w:t xml:space="preserve">• </w:t>
+      </w:r>
+      <w:r>
+        <w:rPr>
+          <w:rFonts w:ascii="Liberation Sans" w:hAnsi="Liberation Sans" w:eastAsia="Liberation Sans" w:cs="Liberation Sans"/>
+          <w:b w:val="0"/>
+          <w:color w:val="2B2B2B"/>
+          <w:sz w:val="16"/>
+        </w:rPr>
+        <w:t>Collaborated with designers, account teams, and experienced engineers to break work into testable increments, clarify edge cases, and deliver digital-media features without disrupting existing customer reporting.</w:t>
+      </w:r>
+    </w:p>
+    <w:p>
+      <w:pPr>
+        <w:keepNext/>
+        <w:spacing w:before="140" w:after="60"/>
+        <w:pBdr>
+          <w:top w:val="single" w:sz="6" w:space="7" w:color="676767"/>
+        </w:pBdr>
+      </w:pPr>
+      <w:r>
+        <w:rPr>
+          <w:rFonts w:ascii="Liberation Sans" w:hAnsi="Liberation Sans" w:eastAsia="Liberation Sans" w:cs="Liberation Sans"/>
+          <w:b/>
+          <w:color w:val="2B2B2B"/>
+          <w:sz w:val="23"/>
+          <w:spacing w:val="18"/>
         </w:rPr>
         <w:t>SELECTED PROJECTS</w:t>
       </w:r>
     </w:p>
     <w:p>
       <w:pPr>
-        <w:spacing w:before="40" w:after="0"/>
-        <w:keepLines/>
         <w:keepNext/>
+        <w:spacing w:before="60" w:after="20"/>
       </w:pPr>
       <w:r>
         <w:rPr>
-          <w:rFonts w:ascii="Arimo" w:hAnsi="Arimo" w:eastAsia="Arimo"/>
+          <w:rFonts w:ascii="Liberation Sans" w:hAnsi="Liberation Sans" w:eastAsia="Liberation Sans" w:cs="Liberation Sans"/>
           <w:b/>
-          <w:color w:val="282828"/>
-          <w:sz w:val="18"/>
+          <w:color w:val="2B2B2B"/>
+          <w:sz w:val="19"/>
         </w:rPr>
-        <w:t>Multi-Environment Cloud Platform - AWS, Azure, and GCP</w:t>
+        <w:t>Self-Service Kubernetes Delivery Platform</w:t>
       </w:r>
     </w:p>
     <w:p>
       <w:pPr>
-        <w:spacing w:after="40" w:line="245" w:lineRule="auto"/>
+        <w:keepLines/>
+        <w:spacing w:after="34" w:line="250" w:lineRule="auto"/>
       </w:pPr>
       <w:r>
         <w:rPr>
-          <w:rFonts w:ascii="Arimo" w:hAnsi="Arimo" w:eastAsia="Arimo"/>
+          <w:rFonts w:ascii="Liberation Sans" w:hAnsi="Liberation Sans" w:eastAsia="Liberation Sans" w:cs="Liberation Sans"/>
           <w:b w:val="0"/>
-          <w:color w:val="2C2C2C"/>
+          <w:color w:val="2B2B2B"/>
           <w:sz w:val="16"/>
         </w:rPr>
-        <w:t xml:space="preserve">Created reusable </w:t>
+        <w:t xml:space="preserve">Built a reference internal platform with </w:t>
       </w:r>
       <w:r>
         <w:rPr>
-          <w:rFonts w:ascii="Arimo" w:hAnsi="Arimo" w:eastAsia="Arimo"/>
+          <w:rFonts w:ascii="Liberation Sans" w:hAnsi="Liberation Sans" w:eastAsia="Liberation Sans" w:cs="Liberation Sans"/>
           <w:b/>
-          <w:color w:val="2C2C2C"/>
+          <w:color w:val="2B2B2B"/>
           <w:sz w:val="16"/>
         </w:rPr>
-        <w:t>Terraform</w:t>
+        <w:t>Kubernetes, Terraform, Helm, GitOps, policy-as-code, secrets management, service templates, observability, and automated environment provisioning</w:t>
       </w:r>
       <w:r>
         <w:rPr>
-          <w:rFonts w:ascii="Arimo" w:hAnsi="Arimo" w:eastAsia="Arimo"/>
+          <w:rFonts w:ascii="Liberation Sans" w:hAnsi="Liberation Sans" w:eastAsia="Liberation Sans" w:cs="Liberation Sans"/>
           <w:b w:val="0"/>
-          <w:color w:val="2C2C2C"/>
+          <w:color w:val="2B2B2B"/>
           <w:sz w:val="16"/>
         </w:rPr>
-        <w:t xml:space="preserve">, </w:t>
-      </w:r>
-      <w:r>
-        <w:rPr>
-          <w:rFonts w:ascii="Arimo" w:hAnsi="Arimo" w:eastAsia="Arimo"/>
-          <w:b/>
-          <w:color w:val="2C2C2C"/>
-          <w:sz w:val="16"/>
-        </w:rPr>
-        <w:t>Kubernetes</w:t>
-      </w:r>
-      <w:r>
-        <w:rPr>
-          <w:rFonts w:ascii="Arimo" w:hAnsi="Arimo" w:eastAsia="Arimo"/>
-          <w:b w:val="0"/>
-          <w:color w:val="2C2C2C"/>
-          <w:sz w:val="16"/>
-        </w:rPr>
-        <w:t>, GitOps, identity, networking, secrets, observability, and policy modules for consistent environments; added progressive delivery, cost controls, backup verification, and operational readiness checks to support reliable self-service deployment.</w:t>
+        <w:t xml:space="preserve"> across multi-cloud services.</w:t>
       </w:r>
     </w:p>
     <w:p>
       <w:pPr>
-        <w:spacing w:before="40" w:after="0"/>
-        <w:keepLines/>
         <w:keepNext/>
+        <w:spacing w:before="60" w:after="20"/>
       </w:pPr>
       <w:r>
         <w:rPr>
-          <w:rFonts w:ascii="Arimo" w:hAnsi="Arimo" w:eastAsia="Arimo"/>
+          <w:rFonts w:ascii="Liberation Sans" w:hAnsi="Liberation Sans" w:eastAsia="Liberation Sans" w:cs="Liberation Sans"/>
           <w:b/>
-          <w:color w:val="282828"/>
-          <w:sz w:val="18"/>
+          <w:color w:val="2B2B2B"/>
+          <w:sz w:val="19"/>
         </w:rPr>
-        <w:t>Service Reliability and Incident Automation</w:t>
+        <w:t>SLO-Driven Reliability Automation</w:t>
       </w:r>
     </w:p>
     <w:p>
       <w:pPr>
-        <w:spacing w:after="40" w:line="245" w:lineRule="auto"/>
+        <w:keepLines/>
+        <w:spacing w:after="34" w:line="250" w:lineRule="auto"/>
       </w:pPr>
       <w:r>
         <w:rPr>
-          <w:rFonts w:ascii="Arimo" w:hAnsi="Arimo" w:eastAsia="Arimo"/>
+          <w:rFonts w:ascii="Liberation Sans" w:hAnsi="Liberation Sans" w:eastAsia="Liberation Sans" w:cs="Liberation Sans"/>
           <w:b w:val="0"/>
-          <w:color w:val="2C2C2C"/>
+          <w:color w:val="2B2B2B"/>
           <w:sz w:val="16"/>
         </w:rPr>
-        <w:t>Established SLOs, actionable alerts, runbooks, synthetic checks, automated diagnostics, and incident workflows across customer-facing services; connected deployment events to telemetry and implemented rollback triggers that shortened recovery while reducing recurring alert noise.</w:t>
+        <w:t>Implemented OpenTelemetry-based tracing, service-level objectives, error-budget reporting, capacity dashboards, synthetic checks, incident runbooks, and automated remediation workflows for multi-service production environments.</w:t>
       </w:r>
     </w:p>
     <w:p>
       <w:pPr>
-        <w:spacing w:before="100" w:after="40"/>
+        <w:keepNext/>
+        <w:spacing w:before="140" w:after="60"/>
         <w:pBdr>
-          <w:bottom w:val="single" w:sz="6" w:space="4" w:color="666666"/>
+          <w:top w:val="single" w:sz="6" w:space="7" w:color="676767"/>
         </w:pBdr>
-        <w:keepLines/>
-        <w:keepNext/>
       </w:pPr>
       <w:r>
         <w:rPr>
-          <w:rFonts w:ascii="Arimo" w:hAnsi="Arimo" w:eastAsia="Arimo"/>
+          <w:rFonts w:ascii="Liberation Sans" w:hAnsi="Liberation Sans" w:eastAsia="Liberation Sans" w:cs="Liberation Sans"/>
           <w:b/>
-          <w:color w:val="282828"/>
-          <w:sz w:val="25"/>
-        </w:rPr>
-        <w:t>CERTIFICATIONS &amp; PROFESSIONAL DEVELOPMENT</w:t>
-      </w:r>
-    </w:p>
-    <w:p>
-      <w:pPr>
-        <w:spacing w:after="20"/>
-      </w:pPr>
-      <w:r>
-        <w:rPr>
-          <w:rFonts w:ascii="Arimo" w:hAnsi="Arimo" w:eastAsia="Arimo"/>
-          <w:b/>
-          <w:color w:val="2C2C2C"/>
-          <w:sz w:val="16"/>
-        </w:rPr>
-        <w:t>Verified certification details were not provided; add only credentials personally earned before submission.</w:t>
-      </w:r>
-      <w:r>
-        <w:rPr>
-          <w:rFonts w:ascii="Arimo" w:hAnsi="Arimo" w:eastAsia="Arimo"/>
-          <w:b w:val="0"/>
-          <w:color w:val="2C2C2C"/>
-          <w:sz w:val="16"/>
-        </w:rPr>
-        <w:t xml:space="preserve"> Role-aligned professional development covers </w:t>
-      </w:r>
-      <w:r>
-        <w:rPr>
-          <w:rFonts w:ascii="Arimo" w:hAnsi="Arimo" w:eastAsia="Arimo"/>
-          <w:b/>
-          <w:color w:val="2C2C2C"/>
-          <w:sz w:val="16"/>
-        </w:rPr>
-        <w:t>AWS, Azure, and GCP architecture, Certified Kubernetes Administrator, HashiCorp Terraform Associate, and cloud security engineering</w:t>
-      </w:r>
-      <w:r>
-        <w:rPr>
-          <w:rFonts w:ascii="Arimo" w:hAnsi="Arimo" w:eastAsia="Arimo"/>
-          <w:b w:val="0"/>
-          <w:color w:val="2C2C2C"/>
-          <w:sz w:val="16"/>
-        </w:rPr>
-        <w:t>, supported by practical architecture, delivery, production support, and security-focused engineering work.</w:t>
-      </w:r>
-    </w:p>
-    <w:p>
-      <w:pPr>
-        <w:spacing w:before="100" w:after="40"/>
-        <w:pBdr>
-          <w:bottom w:val="single" w:sz="6" w:space="4" w:color="666666"/>
-        </w:pBdr>
-        <w:keepLines/>
-        <w:keepNext/>
-      </w:pPr>
-      <w:r>
-        <w:rPr>
-          <w:rFonts w:ascii="Arimo" w:hAnsi="Arimo" w:eastAsia="Arimo"/>
-          <w:b/>
-          <w:color w:val="282828"/>
-          <w:sz w:val="25"/>
+          <w:color w:val="2B2B2B"/>
+          <w:sz w:val="23"/>
+          <w:spacing w:val="18"/>
         </w:rPr>
         <w:t>EDUCATION</w:t>
       </w:r>
     </w:p>
     <w:p>
       <w:pPr>
-        <w:spacing w:after="0"/>
+        <w:keepNext/>
+        <w:spacing w:after="20"/>
       </w:pPr>
       <w:r>
         <w:rPr>
-          <w:rFonts w:ascii="Arimo" w:hAnsi="Arimo" w:eastAsia="Arimo"/>
-          <w:b/>
-          <w:color w:val="2C2C2C"/>
-          <w:sz w:val="16"/>
+          <w:rFonts w:ascii="Liberation Sans" w:hAnsi="Liberation Sans" w:eastAsia="Liberation Sans" w:cs="Liberation Sans"/>
+          <w:b w:val="0"/>
+          <w:color w:val="676767"/>
+          <w:sz w:val="18"/>
         </w:rPr>
-        <w:t>University of Tennessee, Knoxville</w:t>
+        <w:t>University of Tennessee, Knoxville | Sep 2011 - May 2013</w:t>
       </w:r>
+    </w:p>
+    <w:p>
+      <w:pPr>
+        <w:spacing w:after="40"/>
+      </w:pPr>
       <w:r>
         <w:rPr>
-          <w:rFonts w:ascii="Arimo" w:hAnsi="Arimo" w:eastAsia="Arimo"/>
-          <w:b w:val="0"/>
-          <w:color w:val="2C2C2C"/>
-          <w:sz w:val="16"/>
+          <w:rFonts w:ascii="Liberation Sans" w:hAnsi="Liberation Sans" w:eastAsia="Liberation Sans" w:cs="Liberation Sans"/>
+          <w:b/>
+          <w:color w:val="2B2B2B"/>
+          <w:sz w:val="19"/>
         </w:rPr>
-        <w:t xml:space="preserve"> | Bachelor of Science, Computer Science | September 2011 - May 2013</w:t>
+        <w:t>Bachelor of Science, Computer Science</w:t>
       </w:r>
     </w:p>
     <w:sectPr>
       <w:footerReference w:type="default" r:id="rId9"/>
       <w:pgSz w:w="12240" w:h="15840"/>
-      <w:pgMar w:top="691" w:right="1037" w:bottom="605" w:left="1037" w:header="288" w:footer="173" w:gutter="0"/>
+      <w:pgMar w:top="691" w:right="864" w:bottom="806" w:left="864" w:header="288" w:footer="144" w:gutter="0"/>
       <w:cols w:space="720"/>
       <w:docGrid w:linePitch="360"/>
     </w:sectPr>
@@ -1511,25 +1917,37 @@
   <w:p>
     <w:pPr>
       <w:pStyle w:val="Footer"/>
-    </w:pPr>
+      <w:spacing w:after="0"/>
+    </w:pPr>
+    <w:r/>
   </w:p>
   <w:tbl>
     <w:tblPr>
       <w:tblW w:type="auto" w:w="0"/>
       <w:jc w:val="center"/>
       <w:tblLook w:firstColumn="1" w:firstRow="1" w:lastColumn="0" w:lastRow="0" w:noHBand="0" w:noVBand="1" w:val="04A0"/>
+      <w:tblLayout w:type="fixed"/>
     </w:tblPr>
     <w:tblGrid>
-      <w:gridCol w:w="10080"/>
+      <w:gridCol w:w="10224"/>
     </w:tblGrid>
     <w:tr>
+      <w:trPr>
+        <w:trHeight w:val="210" w:hRule="exact"/>
+      </w:trPr>
       <w:tc>
         <w:tcPr>
-          <w:tcW w:type="dxa" w:w="10080"/>
-          <w:shd w:fill="777777"/>
+          <w:tcW w:type="dxa" w:w="10224"/>
+          <w:shd w:fill="6B6969"/>
+          <w:vAlign w:val="center"/>
         </w:tcPr>
         <w:p>
-          <w:r/>
+          <w:pPr>
+            <w:spacing w:after="0"/>
+          </w:pPr>
+          <w:r>
+            <w:t xml:space="preserve"> </w:t>
+          </w:r>
         </w:p>
       </w:tc>
     </w:tr>
@@ -1901,10 +2319,10 @@
     <w:qFormat/>
     <w:rsid w:val="00FC693F"/>
     <w:pPr>
-      <w:spacing w:after="0"/>
+      <w:spacing w:after="0" w:line="245" w:lineRule="auto"/>
     </w:pPr>
     <w:rPr>
-      <w:rFonts w:ascii="Arimo" w:hAnsi="Arimo" w:eastAsia="Arimo"/>
+      <w:rFonts w:ascii="Liberation Sans" w:hAnsi="Liberation Sans"/>
       <w:sz w:val="17"/>
     </w:rPr>
   </w:style>
